--- a/ex1_solution_2026_Ascendant/ex1_solution_2026_Acendent.docx
+++ b/ex1_solution_2026_Ascendant/ex1_solution_2026_Acendent.docx
@@ -189,7 +189,6 @@
                 <w:color w:val="000000" w:themeColor="text1"/>
               </w:rPr>
             </w:pPr>
-            <w:proofErr w:type="spellStart"/>
             <w:r>
               <w:rPr>
                 <w:rFonts w:asciiTheme="minorBidi" w:eastAsia="Arial" w:hAnsiTheme="minorBidi" w:cstheme="minorBidi"/>
@@ -197,7 +196,6 @@
               </w:rPr>
               <w:t>ParkWise</w:t>
             </w:r>
-            <w:proofErr w:type="spellEnd"/>
             <w:r>
               <w:rPr>
                 <w:rFonts w:asciiTheme="minorBidi" w:hAnsiTheme="minorBidi" w:cstheme="minorBidi"/>
@@ -336,7 +334,6 @@
                 <w:b/>
               </w:rPr>
             </w:pPr>
-            <w:proofErr w:type="spellStart"/>
             <w:r>
               <w:rPr>
                 <w:rFonts w:asciiTheme="minorBidi" w:eastAsia="Arial" w:hAnsiTheme="minorBidi" w:cstheme="minorBidi"/>
@@ -352,7 +349,6 @@
               </w:rPr>
               <w:t>imini</w:t>
             </w:r>
-            <w:proofErr w:type="spellEnd"/>
           </w:p>
         </w:tc>
       </w:tr>
@@ -405,7 +401,7 @@
             <w:pPr>
               <w:bidi w:val="0"/>
               <w:rPr>
-                <w:rFonts w:asciiTheme="minorBidi" w:eastAsia="Arial" w:hAnsiTheme="minorBidi" w:cstheme="minorBidi" w:hint="cs"/>
+                <w:rFonts w:asciiTheme="minorBidi" w:eastAsia="Arial" w:hAnsiTheme="minorBidi" w:cstheme="minorBidi"/>
                 <w:b w:val="0"/>
                 <w:sz w:val="20"/>
               </w:rPr>
@@ -432,7 +428,7 @@
               <w:bidi w:val="0"/>
               <w:cnfStyle w:val="100000000000" w:firstRow="1" w:lastRow="0" w:firstColumn="0" w:lastColumn="0" w:oddVBand="0" w:evenVBand="0" w:oddHBand="0" w:evenHBand="0" w:firstRowFirstColumn="0" w:firstRowLastColumn="0" w:lastRowFirstColumn="0" w:lastRowLastColumn="0"/>
               <w:rPr>
-                <w:rFonts w:asciiTheme="minorBidi" w:eastAsia="Arial" w:hAnsiTheme="minorBidi" w:cstheme="minorBidi" w:hint="cs"/>
+                <w:rFonts w:asciiTheme="minorBidi" w:eastAsia="Arial" w:hAnsiTheme="minorBidi" w:cstheme="minorBidi"/>
                 <w:b w:val="0"/>
                 <w:sz w:val="20"/>
               </w:rPr>
@@ -472,7 +468,7 @@
             <w:pPr>
               <w:bidi w:val="0"/>
               <w:rPr>
-                <w:rFonts w:asciiTheme="minorBidi" w:eastAsia="Arial" w:hAnsiTheme="minorBidi" w:cstheme="minorBidi" w:hint="cs"/>
+                <w:rFonts w:asciiTheme="minorBidi" w:eastAsia="Arial" w:hAnsiTheme="minorBidi" w:cstheme="minorBidi"/>
                 <w:b w:val="0"/>
                 <w:sz w:val="20"/>
               </w:rPr>
@@ -499,7 +495,7 @@
               <w:bidi w:val="0"/>
               <w:cnfStyle w:val="000000100000" w:firstRow="0" w:lastRow="0" w:firstColumn="0" w:lastColumn="0" w:oddVBand="0" w:evenVBand="0" w:oddHBand="1" w:evenHBand="0" w:firstRowFirstColumn="0" w:firstRowLastColumn="0" w:lastRowFirstColumn="0" w:lastRowLastColumn="0"/>
               <w:rPr>
-                <w:rFonts w:asciiTheme="minorBidi" w:eastAsia="Arial" w:hAnsiTheme="minorBidi" w:cstheme="minorBidi" w:hint="cs"/>
+                <w:rFonts w:asciiTheme="minorBidi" w:eastAsia="Arial" w:hAnsiTheme="minorBidi" w:cstheme="minorBidi"/>
                 <w:sz w:val="20"/>
               </w:rPr>
             </w:pPr>
@@ -533,7 +529,7 @@
             <w:pPr>
               <w:bidi w:val="0"/>
               <w:rPr>
-                <w:rFonts w:asciiTheme="minorBidi" w:eastAsia="Arial" w:hAnsiTheme="minorBidi" w:cstheme="minorBidi" w:hint="cs"/>
+                <w:rFonts w:asciiTheme="minorBidi" w:eastAsia="Arial" w:hAnsiTheme="minorBidi" w:cstheme="minorBidi"/>
                 <w:b w:val="0"/>
                 <w:sz w:val="20"/>
               </w:rPr>
@@ -568,7 +564,7 @@
               <w:bidi w:val="0"/>
               <w:cnfStyle w:val="000000000000" w:firstRow="0" w:lastRow="0" w:firstColumn="0" w:lastColumn="0" w:oddVBand="0" w:evenVBand="0" w:oddHBand="0" w:evenHBand="0" w:firstRowFirstColumn="0" w:firstRowLastColumn="0" w:lastRowFirstColumn="0" w:lastRowLastColumn="0"/>
               <w:rPr>
-                <w:rFonts w:asciiTheme="minorBidi" w:eastAsia="Arial" w:hAnsiTheme="minorBidi" w:cstheme="minorBidi" w:hint="cs"/>
+                <w:rFonts w:asciiTheme="minorBidi" w:eastAsia="Arial" w:hAnsiTheme="minorBidi" w:cstheme="minorBidi"/>
                 <w:sz w:val="20"/>
               </w:rPr>
             </w:pPr>
@@ -855,6 +851,46 @@
     </w:p>
     <w:p>
       <w:pPr>
+        <w:pStyle w:val="af"/>
+        <w:numPr>
+          <w:ilvl w:val="0"/>
+          <w:numId w:val="3"/>
+        </w:numPr>
+        <w:bidi w:val="0"/>
+        <w:ind w:left="567" w:hanging="425"/>
+        <w:rPr>
+          <w:rFonts w:asciiTheme="minorBidi" w:hAnsiTheme="minorBidi" w:cstheme="minorBidi"/>
+        </w:rPr>
+      </w:pPr>
+      <w:r>
+        <w:rPr>
+          <w:rFonts w:asciiTheme="minorBidi" w:hAnsiTheme="minorBidi" w:cstheme="minorBidi"/>
+        </w:rPr>
+        <w:t>When pictures of the car are received and the information is extracted, the pictures are discarded since there’s no longer a use for them</w:t>
+      </w:r>
+    </w:p>
+    <w:p>
+      <w:pPr>
+        <w:pStyle w:val="af"/>
+        <w:numPr>
+          <w:ilvl w:val="0"/>
+          <w:numId w:val="3"/>
+        </w:numPr>
+        <w:bidi w:val="0"/>
+        <w:ind w:left="567" w:hanging="425"/>
+        <w:rPr>
+          <w:rFonts w:asciiTheme="minorBidi" w:hAnsiTheme="minorBidi" w:cstheme="minorBidi"/>
+        </w:rPr>
+      </w:pPr>
+      <w:r>
+        <w:rPr>
+          <w:rFonts w:asciiTheme="minorBidi" w:hAnsiTheme="minorBidi" w:cstheme="minorBidi"/>
+        </w:rPr>
+        <w:t>There is one single administrator.</w:t>
+      </w:r>
+    </w:p>
+    <w:p>
+      <w:pPr>
         <w:pStyle w:val="1"/>
         <w:bidi w:val="0"/>
         <w:rPr>
@@ -1411,7 +1447,6 @@
                 <w:szCs w:val="24"/>
               </w:rPr>
             </w:pPr>
-            <w:proofErr w:type="gramStart"/>
             <w:r>
               <w:rPr>
                 <w:rFonts w:asciiTheme="minorBidi" w:hAnsiTheme="minorBidi" w:cstheme="minorBidi"/>
@@ -1420,18 +1455,7 @@
                 <w:sz w:val="24"/>
                 <w:szCs w:val="24"/>
               </w:rPr>
-              <w:t>both</w:t>
-            </w:r>
-            <w:proofErr w:type="gramEnd"/>
-            <w:r>
-              <w:rPr>
-                <w:rFonts w:asciiTheme="minorBidi" w:hAnsiTheme="minorBidi" w:cstheme="minorBidi"/>
-                <w:b w:val="0"/>
-                <w:bCs w:val="0"/>
-                <w:sz w:val="24"/>
-                <w:szCs w:val="24"/>
-              </w:rPr>
-              <w:t xml:space="preserve"> </w:t>
+              <w:t xml:space="preserve">both </w:t>
             </w:r>
             <w:r>
               <w:rPr>
@@ -1456,33 +1480,11 @@
                 <w:rFonts w:asciiTheme="minorBidi" w:hAnsiTheme="minorBidi" w:cstheme="minorBidi"/>
               </w:rPr>
             </w:pPr>
-            <w:proofErr w:type="gramStart"/>
-            <w:r>
-              <w:rPr>
-                <w:rFonts w:asciiTheme="minorBidi" w:hAnsiTheme="minorBidi" w:cstheme="minorBidi"/>
-              </w:rPr>
-              <w:t>costumed</w:t>
-            </w:r>
-            <w:proofErr w:type="gramEnd"/>
-            <w:r>
-              <w:rPr>
-                <w:rFonts w:asciiTheme="minorBidi" w:hAnsiTheme="minorBidi" w:cstheme="minorBidi"/>
-              </w:rPr>
-              <w:t xml:space="preserve"> club report- done monthly and reports back the sum of new recruits and the sum of the </w:t>
-            </w:r>
-            <w:proofErr w:type="spellStart"/>
-            <w:r>
-              <w:rPr>
-                <w:rFonts w:asciiTheme="minorBidi" w:hAnsiTheme="minorBidi" w:cstheme="minorBidi"/>
-              </w:rPr>
-              <w:t>over all</w:t>
-            </w:r>
-            <w:proofErr w:type="spellEnd"/>
-            <w:r>
-              <w:rPr>
-                <w:rFonts w:asciiTheme="minorBidi" w:hAnsiTheme="minorBidi" w:cstheme="minorBidi"/>
-              </w:rPr>
-              <w:t xml:space="preserve"> club members.</w:t>
+            <w:r>
+              <w:rPr>
+                <w:rFonts w:asciiTheme="minorBidi" w:hAnsiTheme="minorBidi" w:cstheme="minorBidi"/>
+              </w:rPr>
+              <w:t>costumed club report- done monthly and reports back the sum of new recruits and the sum of the over all club members.</w:t>
             </w:r>
           </w:p>
           <w:p>
@@ -1721,25 +1723,82 @@
       <w:r>
         <w:rPr>
           <w:rFonts w:asciiTheme="minorBidi" w:hAnsiTheme="minorBidi" w:cstheme="minorBidi"/>
-          <w:noProof/>
           <w:sz w:val="28"/>
           <w:szCs w:val="28"/>
+        </w:rPr>
+        <w:lastRenderedPageBreak/>
+        <w:t xml:space="preserve">1.1.c. </w:t>
+      </w:r>
+      <w:r>
+        <w:rPr>
+          <w:rFonts w:asciiTheme="minorBidi" w:hAnsiTheme="minorBidi" w:cstheme="minorBidi"/>
+          <w:sz w:val="28"/>
+          <w:szCs w:val="28"/>
+        </w:rPr>
+        <w:t>The</w:t>
+      </w:r>
+      <w:r>
+        <w:rPr>
+          <w:rFonts w:asciiTheme="minorBidi" w:hAnsiTheme="minorBidi" w:cstheme="minorBidi"/>
+          <w:sz w:val="28"/>
+          <w:szCs w:val="28"/>
+        </w:rPr>
+        <w:t xml:space="preserve"> UML </w:t>
+      </w:r>
+      <w:r>
+        <w:rPr>
+          <w:rFonts w:asciiTheme="minorBidi" w:hAnsiTheme="minorBidi" w:cstheme="minorBidi"/>
+          <w:sz w:val="28"/>
+          <w:szCs w:val="28"/>
+        </w:rPr>
+        <w:t xml:space="preserve">Class </w:t>
+      </w:r>
+      <w:r>
+        <w:rPr>
+          <w:rFonts w:asciiTheme="minorBidi" w:hAnsiTheme="minorBidi" w:cstheme="minorBidi"/>
+          <w:sz w:val="28"/>
+          <w:szCs w:val="28"/>
+        </w:rPr>
+        <w:t>Diagram</w:t>
+      </w:r>
+      <w:r>
+        <w:rPr>
+          <w:rFonts w:asciiTheme="minorBidi" w:hAnsiTheme="minorBidi" w:cstheme="minorBidi"/>
+          <w:sz w:val="28"/>
+          <w:szCs w:val="28"/>
+        </w:rPr>
+        <w:t>:</w:t>
+      </w:r>
+    </w:p>
+    <w:p>
+      <w:pPr>
+        <w:bidi w:val="0"/>
+        <w:ind w:hanging="993"/>
+        <w:rPr>
+          <w:rFonts w:asciiTheme="minorBidi" w:hAnsiTheme="minorBidi" w:cstheme="minorBidi"/>
+          <w:b/>
+          <w:bCs/>
+          <w:kern w:val="32"/>
+          <w:sz w:val="32"/>
+          <w:szCs w:val="32"/>
+        </w:rPr>
+      </w:pPr>
+      <w:r>
+        <w:rPr>
+          <w:rFonts w:asciiTheme="minorBidi" w:hAnsiTheme="minorBidi" w:cstheme="minorBidi"/>
+          <w:b/>
+          <w:bCs/>
+          <w:noProof/>
+          <w:kern w:val="32"/>
+          <w:sz w:val="32"/>
+          <w:szCs w:val="32"/>
           <w:lang w:bidi="ar-SA"/>
         </w:rPr>
-        <w:lastRenderedPageBreak/>
         <w:drawing>
-          <wp:anchor distT="0" distB="0" distL="114300" distR="114300" simplePos="0" relativeHeight="251658240" behindDoc="0" locked="0" layoutInCell="1" allowOverlap="1" wp14:anchorId="1AF06762" wp14:editId="31898D8B">
-            <wp:simplePos x="0" y="0"/>
-            <wp:positionH relativeFrom="column">
-              <wp:posOffset>-739140</wp:posOffset>
-            </wp:positionH>
-            <wp:positionV relativeFrom="paragraph">
-              <wp:posOffset>541655</wp:posOffset>
-            </wp:positionV>
-            <wp:extent cx="6953250" cy="7219315"/>
-            <wp:effectExtent l="0" t="0" r="0" b="635"/>
-            <wp:wrapSquare wrapText="bothSides"/>
-            <wp:docPr id="1" name="תמונה 1"/>
+          <wp:inline distT="0" distB="0" distL="0" distR="0" wp14:anchorId="7B835046" wp14:editId="49F76746">
+            <wp:extent cx="6679907" cy="5926347"/>
+            <wp:effectExtent l="0" t="0" r="6985" b="0"/>
+            <wp:docPr id="6" name="תמונה 6"/>
             <wp:cNvGraphicFramePr>
               <a:graphicFrameLocks xmlns:a="http://schemas.openxmlformats.org/drawingml/2006/main" noChangeAspect="1"/>
             </wp:cNvGraphicFramePr>
@@ -1765,7 +1824,7 @@
                   <pic:spPr>
                     <a:xfrm>
                       <a:off x="0" y="0"/>
-                      <a:ext cx="6953250" cy="7219315"/>
+                      <a:ext cx="6691060" cy="5936242"/>
                     </a:xfrm>
                     <a:prstGeom prst="rect">
                       <a:avLst/>
@@ -1774,79 +1833,26 @@
                 </pic:pic>
               </a:graphicData>
             </a:graphic>
-            <wp14:sizeRelH relativeFrom="page">
-              <wp14:pctWidth>0</wp14:pctWidth>
-            </wp14:sizeRelH>
-            <wp14:sizeRelV relativeFrom="page">
-              <wp14:pctHeight>0</wp14:pctHeight>
-            </wp14:sizeRelV>
-          </wp:anchor>
+          </wp:inline>
         </w:drawing>
-      </w:r>
-      <w:r>
-        <w:rPr>
-          <w:rFonts w:asciiTheme="minorBidi" w:hAnsiTheme="minorBidi" w:cstheme="minorBidi"/>
-          <w:sz w:val="28"/>
-          <w:szCs w:val="28"/>
-        </w:rPr>
-        <w:t xml:space="preserve">1.1.c. </w:t>
-      </w:r>
-      <w:r>
-        <w:rPr>
-          <w:rFonts w:asciiTheme="minorBidi" w:hAnsiTheme="minorBidi" w:cstheme="minorBidi"/>
-          <w:sz w:val="28"/>
-          <w:szCs w:val="28"/>
-        </w:rPr>
-        <w:t>The</w:t>
-      </w:r>
-      <w:r>
-        <w:rPr>
-          <w:rFonts w:asciiTheme="minorBidi" w:hAnsiTheme="minorBidi" w:cstheme="minorBidi"/>
-          <w:sz w:val="28"/>
-          <w:szCs w:val="28"/>
-        </w:rPr>
-        <w:t xml:space="preserve"> UML </w:t>
-      </w:r>
-      <w:r>
-        <w:rPr>
-          <w:rFonts w:asciiTheme="minorBidi" w:hAnsiTheme="minorBidi" w:cstheme="minorBidi"/>
-          <w:sz w:val="28"/>
-          <w:szCs w:val="28"/>
-        </w:rPr>
-        <w:t xml:space="preserve">Class </w:t>
-      </w:r>
-      <w:r>
-        <w:rPr>
-          <w:rFonts w:asciiTheme="minorBidi" w:hAnsiTheme="minorBidi" w:cstheme="minorBidi"/>
-          <w:sz w:val="28"/>
-          <w:szCs w:val="28"/>
-        </w:rPr>
-        <w:t>Diagram</w:t>
-      </w:r>
-      <w:r>
-        <w:rPr>
-          <w:rFonts w:asciiTheme="minorBidi" w:hAnsiTheme="minorBidi" w:cstheme="minorBidi"/>
-          <w:sz w:val="28"/>
-          <w:szCs w:val="28"/>
-        </w:rPr>
-        <w:t>:</w:t>
       </w:r>
     </w:p>
     <w:p>
       <w:pPr>
-        <w:bidi w:val="0"/>
         <w:rPr>
           <w:rFonts w:asciiTheme="minorBidi" w:hAnsiTheme="minorBidi" w:cstheme="minorBidi"/>
           <w:b/>
           <w:bCs/>
           <w:kern w:val="32"/>
-          <w:sz w:val="32"/>
-          <w:szCs w:val="32"/>
-        </w:rPr>
-      </w:pPr>
-      <w:r>
-        <w:rPr>
-          <w:rFonts w:asciiTheme="minorBidi" w:hAnsiTheme="minorBidi" w:cstheme="minorBidi"/>
+          <w:sz w:val="28"/>
+          <w:szCs w:val="28"/>
+        </w:rPr>
+      </w:pPr>
+      <w:r>
+        <w:rPr>
+          <w:rFonts w:asciiTheme="minorBidi" w:hAnsiTheme="minorBidi" w:cstheme="minorBidi"/>
+          <w:sz w:val="28"/>
+          <w:szCs w:val="28"/>
         </w:rPr>
         <w:br w:type="page"/>
       </w:r>
@@ -1898,32 +1904,7 @@
           <w:rFonts w:asciiTheme="minorBidi" w:hAnsiTheme="minorBidi" w:cstheme="minorBidi"/>
           <w:sz w:val="26"/>
         </w:rPr>
-        <w:t>1.1</w:t>
-      </w:r>
-      <w:proofErr w:type="gramStart"/>
-      <w:r>
-        <w:rPr>
-          <w:rFonts w:asciiTheme="minorBidi" w:hAnsiTheme="minorBidi" w:cstheme="minorBidi"/>
-          <w:sz w:val="26"/>
-        </w:rPr>
-        <w:t>.d1</w:t>
-      </w:r>
-      <w:proofErr w:type="gramEnd"/>
-      <w:r>
-        <w:rPr>
-          <w:rFonts w:asciiTheme="minorBidi" w:hAnsiTheme="minorBidi" w:cstheme="minorBidi"/>
-          <w:sz w:val="26"/>
-        </w:rPr>
-        <w:t>.</w:t>
-      </w:r>
-      <w:bookmarkStart w:id="0" w:name="_GoBack"/>
-      <w:bookmarkEnd w:id="0"/>
-      <w:r>
-        <w:rPr>
-          <w:rFonts w:asciiTheme="minorBidi" w:hAnsiTheme="minorBidi" w:cstheme="minorBidi"/>
-          <w:sz w:val="26"/>
-        </w:rPr>
-        <w:t xml:space="preserve"> The Tables:</w:t>
+        <w:t>1.1.d1. The Tables:</w:t>
       </w:r>
     </w:p>
     <w:p>
@@ -2055,7 +2036,6 @@
               </w:rPr>
               <w:t xml:space="preserve">with the notation of FK </w:t>
             </w:r>
-            <w:proofErr w:type="spellStart"/>
             <w:r>
               <w:rPr>
                 <w:rFonts w:asciiTheme="minorBidi" w:eastAsia="Arial" w:hAnsiTheme="minorBidi" w:cstheme="minorBidi"/>
@@ -2065,7 +2045,6 @@
               </w:rPr>
               <w:t>table_name</w:t>
             </w:r>
-            <w:proofErr w:type="spellEnd"/>
             <w:r>
               <w:rPr>
                 <w:rFonts w:asciiTheme="minorBidi" w:eastAsia="Arial" w:hAnsiTheme="minorBidi" w:cstheme="minorBidi"/>
@@ -2250,7 +2229,6 @@
                 <w:rFonts w:asciiTheme="minorBidi" w:hAnsiTheme="minorBidi" w:cstheme="minorBidi"/>
               </w:rPr>
             </w:pPr>
-            <w:proofErr w:type="spellStart"/>
             <w:r>
               <w:rPr>
                 <w:rFonts w:asciiTheme="minorBidi" w:hAnsiTheme="minorBidi" w:cstheme="minorBidi"/>
@@ -2258,26 +2236,17 @@
               </w:rPr>
               <w:t>licensePlate</w:t>
             </w:r>
-            <w:proofErr w:type="spellEnd"/>
             <w:r>
               <w:rPr>
                 <w:rFonts w:asciiTheme="minorBidi" w:hAnsiTheme="minorBidi" w:cstheme="minorBidi"/>
               </w:rPr>
               <w:t xml:space="preserve">, </w:t>
             </w:r>
-            <w:proofErr w:type="spellStart"/>
-            <w:r>
-              <w:rPr>
-                <w:rFonts w:asciiTheme="minorBidi" w:hAnsiTheme="minorBidi" w:cstheme="minorBidi"/>
-              </w:rPr>
-              <w:t>clientID</w:t>
-            </w:r>
-            <w:proofErr w:type="spellEnd"/>
-            <w:r>
-              <w:rPr>
-                <w:rFonts w:asciiTheme="minorBidi" w:hAnsiTheme="minorBidi" w:cstheme="minorBidi"/>
-              </w:rPr>
-              <w:t>(FK clients),</w:t>
+            <w:r>
+              <w:rPr>
+                <w:rFonts w:asciiTheme="minorBidi" w:hAnsiTheme="minorBidi" w:cstheme="minorBidi"/>
+              </w:rPr>
+              <w:t>clientID(FK clients),</w:t>
             </w:r>
             <w:r>
               <w:rPr>
@@ -2524,7 +2493,6 @@
                 <w:rFonts w:asciiTheme="minorBidi" w:hAnsiTheme="minorBidi" w:cstheme="minorBidi"/>
               </w:rPr>
             </w:pPr>
-            <w:proofErr w:type="spellStart"/>
             <w:r>
               <w:rPr>
                 <w:rFonts w:asciiTheme="minorBidi" w:hAnsiTheme="minorBidi" w:cstheme="minorBidi"/>
@@ -2539,49 +2507,24 @@
               </w:rPr>
               <w:t>istID</w:t>
             </w:r>
-            <w:proofErr w:type="spellEnd"/>
             <w:r>
               <w:rPr>
                 <w:rFonts w:asciiTheme="minorBidi" w:hAnsiTheme="minorBidi" w:cstheme="minorBidi"/>
               </w:rPr>
               <w:t xml:space="preserve">, </w:t>
             </w:r>
-            <w:proofErr w:type="spellStart"/>
             <w:r>
               <w:rPr>
                 <w:rFonts w:asciiTheme="minorBidi" w:hAnsiTheme="minorBidi" w:cstheme="minorBidi"/>
               </w:rPr>
               <w:t>yearAssociated</w:t>
             </w:r>
-            <w:proofErr w:type="spellEnd"/>
-            <w:r>
-              <w:rPr>
-                <w:rFonts w:asciiTheme="minorBidi" w:hAnsiTheme="minorBidi" w:cstheme="minorBidi"/>
-              </w:rPr>
-              <w:t xml:space="preserve">, firstHour, </w:t>
-            </w:r>
-            <w:proofErr w:type="spellStart"/>
-            <w:r>
-              <w:rPr>
-                <w:rFonts w:asciiTheme="minorBidi" w:hAnsiTheme="minorBidi" w:cstheme="minorBidi"/>
-              </w:rPr>
-              <w:t>additionalHour</w:t>
-            </w:r>
-            <w:proofErr w:type="spellEnd"/>
-            <w:r>
-              <w:rPr>
-                <w:rFonts w:asciiTheme="minorBidi" w:hAnsiTheme="minorBidi" w:cstheme="minorBidi"/>
-              </w:rPr>
-              <w:t xml:space="preserve">, </w:t>
-            </w:r>
-            <w:proofErr w:type="spellStart"/>
-            <w:r>
-              <w:rPr>
-                <w:rFonts w:asciiTheme="minorBidi" w:hAnsiTheme="minorBidi" w:cstheme="minorBidi"/>
-              </w:rPr>
-              <w:t>extraHour</w:t>
-            </w:r>
-            <w:proofErr w:type="spellEnd"/>
+            <w:r>
+              <w:rPr>
+                <w:rFonts w:asciiTheme="minorBidi" w:hAnsiTheme="minorBidi" w:cstheme="minorBidi"/>
+              </w:rPr>
+              <w:t>, firstHour, additionalHour, extraHour</w:t>
+            </w:r>
             <w:r>
               <w:rPr>
                 <w:rFonts w:asciiTheme="minorBidi" w:hAnsiTheme="minorBidi" w:cstheme="minorBidi"/>
@@ -2738,7 +2681,6 @@
                 <w:rFonts w:asciiTheme="minorBidi" w:hAnsiTheme="minorBidi" w:cstheme="minorBidi"/>
               </w:rPr>
             </w:pPr>
-            <w:proofErr w:type="spellStart"/>
             <w:r>
               <w:rPr>
                 <w:rFonts w:asciiTheme="minorBidi" w:hAnsiTheme="minorBidi" w:cstheme="minorBidi"/>
@@ -2746,22 +2688,18 @@
               </w:rPr>
               <w:t>SessionID</w:t>
             </w:r>
-            <w:proofErr w:type="spellEnd"/>
             <w:r>
               <w:rPr>
                 <w:rFonts w:asciiTheme="minorBidi" w:hAnsiTheme="minorBidi" w:cstheme="minorBidi"/>
               </w:rPr>
               <w:t xml:space="preserve"> (PK), </w:t>
             </w:r>
-            <w:proofErr w:type="spellStart"/>
-            <w:r>
-              <w:rPr>
-                <w:rFonts w:asciiTheme="minorBidi" w:hAnsiTheme="minorBidi" w:cstheme="minorBidi"/>
-                <w:u w:val="single"/>
+            <w:r>
+              <w:rPr>
+                <w:rFonts w:asciiTheme="minorBidi" w:hAnsiTheme="minorBidi" w:cstheme="minorBidi"/>
               </w:rPr>
               <w:t>licensePlate</w:t>
             </w:r>
-            <w:proofErr w:type="spellEnd"/>
             <w:r>
               <w:rPr>
                 <w:rFonts w:asciiTheme="minorBidi" w:hAnsiTheme="minorBidi" w:cstheme="minorBidi"/>
@@ -2780,14 +2718,12 @@
               </w:rPr>
               <w:t xml:space="preserve">), </w:t>
             </w:r>
-            <w:proofErr w:type="spellStart"/>
             <w:r>
               <w:rPr>
                 <w:rFonts w:asciiTheme="minorBidi" w:hAnsiTheme="minorBidi" w:cstheme="minorBidi"/>
               </w:rPr>
               <w:t>ParkinglotID</w:t>
             </w:r>
-            <w:proofErr w:type="spellEnd"/>
             <w:r>
               <w:rPr>
                 <w:rFonts w:asciiTheme="minorBidi" w:hAnsiTheme="minorBidi" w:cstheme="minorBidi"/>
@@ -2804,30 +2740,20 @@
               <w:rPr>
                 <w:rFonts w:asciiTheme="minorBidi" w:hAnsiTheme="minorBidi" w:cstheme="minorBidi"/>
               </w:rPr>
-              <w:t xml:space="preserve"> </w:t>
-            </w:r>
-            <w:proofErr w:type="spellStart"/>
-            <w:r>
-              <w:rPr>
-                <w:rFonts w:asciiTheme="minorBidi" w:hAnsiTheme="minorBidi" w:cstheme="minorBidi"/>
-              </w:rPr>
-              <w:t>parkingLots</w:t>
-            </w:r>
-            <w:proofErr w:type="spellEnd"/>
+              <w:t xml:space="preserve"> parkingLots</w:t>
+            </w:r>
             <w:r>
               <w:rPr>
                 <w:rFonts w:asciiTheme="minorBidi" w:hAnsiTheme="minorBidi" w:cstheme="minorBidi"/>
               </w:rPr>
               <w:t>),</w:t>
             </w:r>
-            <w:proofErr w:type="spellStart"/>
             <w:r>
               <w:rPr>
                 <w:rFonts w:asciiTheme="minorBidi" w:hAnsiTheme="minorBidi" w:cstheme="minorBidi"/>
               </w:rPr>
               <w:t>PriceListID</w:t>
             </w:r>
-            <w:proofErr w:type="spellEnd"/>
             <w:r>
               <w:rPr>
                 <w:rFonts w:asciiTheme="minorBidi" w:hAnsiTheme="minorBidi" w:cstheme="minorBidi"/>
@@ -2838,30 +2764,20 @@
               <w:rPr>
                 <w:rFonts w:asciiTheme="minorBidi" w:hAnsiTheme="minorBidi" w:cstheme="minorBidi"/>
               </w:rPr>
-              <w:t xml:space="preserve"> </w:t>
-            </w:r>
-            <w:proofErr w:type="spellStart"/>
-            <w:r>
-              <w:rPr>
-                <w:rFonts w:asciiTheme="minorBidi" w:hAnsiTheme="minorBidi" w:cstheme="minorBidi"/>
-              </w:rPr>
-              <w:t>priceList</w:t>
-            </w:r>
-            <w:proofErr w:type="spellEnd"/>
+              <w:t xml:space="preserve"> priceList</w:t>
+            </w:r>
             <w:r>
               <w:rPr>
                 <w:rFonts w:asciiTheme="minorBidi" w:hAnsiTheme="minorBidi" w:cstheme="minorBidi"/>
               </w:rPr>
               <w:t xml:space="preserve">), </w:t>
             </w:r>
-            <w:proofErr w:type="spellStart"/>
             <w:r>
               <w:rPr>
                 <w:rFonts w:asciiTheme="minorBidi" w:hAnsiTheme="minorBidi" w:cstheme="minorBidi"/>
               </w:rPr>
               <w:t>SpaceID</w:t>
             </w:r>
-            <w:proofErr w:type="spellEnd"/>
             <w:r>
               <w:rPr>
                 <w:rFonts w:asciiTheme="minorBidi" w:hAnsiTheme="minorBidi" w:cstheme="minorBidi"/>
@@ -2872,58 +2788,14 @@
               <w:rPr>
                 <w:rFonts w:asciiTheme="minorBidi" w:hAnsiTheme="minorBidi" w:cstheme="minorBidi"/>
               </w:rPr>
-              <w:t xml:space="preserve"> </w:t>
-            </w:r>
-            <w:proofErr w:type="spellStart"/>
-            <w:r>
-              <w:rPr>
-                <w:rFonts w:asciiTheme="minorBidi" w:hAnsiTheme="minorBidi" w:cstheme="minorBidi"/>
-              </w:rPr>
-              <w:t>parkingSpaces</w:t>
-            </w:r>
-            <w:proofErr w:type="spellEnd"/>
-            <w:r>
-              <w:rPr>
-                <w:rFonts w:asciiTheme="minorBidi" w:hAnsiTheme="minorBidi" w:cstheme="minorBidi"/>
-              </w:rPr>
-              <w:t xml:space="preserve">), </w:t>
-            </w:r>
-            <w:proofErr w:type="spellStart"/>
-            <w:r>
-              <w:rPr>
-                <w:rFonts w:asciiTheme="minorBidi" w:hAnsiTheme="minorBidi" w:cstheme="minorBidi"/>
-              </w:rPr>
-              <w:t>EntryTime</w:t>
-            </w:r>
-            <w:proofErr w:type="spellEnd"/>
-            <w:r>
-              <w:rPr>
-                <w:rFonts w:asciiTheme="minorBidi" w:hAnsiTheme="minorBidi" w:cstheme="minorBidi"/>
-              </w:rPr>
-              <w:t xml:space="preserve">, </w:t>
-            </w:r>
-            <w:proofErr w:type="spellStart"/>
-            <w:r>
-              <w:rPr>
-                <w:rFonts w:asciiTheme="minorBidi" w:hAnsiTheme="minorBidi" w:cstheme="minorBidi"/>
-              </w:rPr>
-              <w:t>ExitTime</w:t>
-            </w:r>
-            <w:proofErr w:type="spellEnd"/>
-            <w:r>
-              <w:rPr>
-                <w:rFonts w:asciiTheme="minorBidi" w:hAnsiTheme="minorBidi" w:cstheme="minorBidi"/>
-              </w:rPr>
-              <w:t xml:space="preserve">, </w:t>
-            </w:r>
-            <w:proofErr w:type="spellStart"/>
-            <w:r>
-              <w:rPr>
-                <w:rFonts w:asciiTheme="minorBidi" w:hAnsiTheme="minorBidi" w:cstheme="minorBidi"/>
-              </w:rPr>
-              <w:t>TotalAmount</w:t>
-            </w:r>
-            <w:proofErr w:type="spellEnd"/>
+              <w:t xml:space="preserve"> parkingSpaces</w:t>
+            </w:r>
+            <w:r>
+              <w:rPr>
+                <w:rFonts w:asciiTheme="minorBidi" w:hAnsiTheme="minorBidi" w:cstheme="minorBidi"/>
+              </w:rPr>
+              <w:t>), EntryTime, ExitTime, TotalAmount</w:t>
+            </w:r>
           </w:p>
         </w:tc>
         <w:tc>
@@ -2981,7 +2853,6 @@
               </w:rPr>
               <w:t xml:space="preserve"> (FK), </w:t>
             </w:r>
-            <w:proofErr w:type="spellStart"/>
             <w:r>
               <w:rPr>
                 <w:rFonts w:asciiTheme="minorBidi" w:hAnsiTheme="minorBidi" w:cstheme="minorBidi"/>
@@ -2989,21 +2860,12 @@
               </w:rPr>
               <w:t>ParkinglotID</w:t>
             </w:r>
-            <w:proofErr w:type="spellEnd"/>
-            <w:r>
-              <w:rPr>
-                <w:rFonts w:asciiTheme="minorBidi" w:hAnsiTheme="minorBidi" w:cstheme="minorBidi"/>
-              </w:rPr>
-              <w:t xml:space="preserve"> (FK), </w:t>
-            </w:r>
-            <w:proofErr w:type="spellStart"/>
-            <w:r>
-              <w:rPr>
-                <w:rFonts w:asciiTheme="minorBidi" w:hAnsiTheme="minorBidi" w:cstheme="minorBidi"/>
-              </w:rPr>
-              <w:t>SelectionDate</w:t>
-            </w:r>
-            <w:proofErr w:type="spellEnd"/>
+            <w:r>
+              <w:rPr>
+                <w:rFonts w:asciiTheme="minorBidi" w:hAnsiTheme="minorBidi" w:cstheme="minorBidi"/>
+              </w:rPr>
+              <w:t xml:space="preserve"> (FK), SelectionDate</w:t>
+            </w:r>
           </w:p>
         </w:tc>
         <w:tc>
@@ -3031,6 +2893,86 @@
           </w:p>
         </w:tc>
       </w:tr>
+      <w:tr>
+        <w:trPr>
+          <w:trHeight w:val="851"/>
+          <w:jc w:val="right"/>
+        </w:trPr>
+        <w:tc>
+          <w:tcPr>
+            <w:tcW w:w="6507" w:type="dxa"/>
+            <w:vAlign w:val="center"/>
+          </w:tcPr>
+          <w:p>
+            <w:pPr>
+              <w:bidi w:val="0"/>
+              <w:rPr>
+                <w:rFonts w:asciiTheme="minorBidi" w:hAnsiTheme="minorBidi" w:cstheme="minorBidi"/>
+              </w:rPr>
+            </w:pPr>
+            <w:r>
+              <w:rPr>
+                <w:rFonts w:asciiTheme="minorBidi" w:hAnsiTheme="minorBidi" w:cstheme="minorBidi"/>
+                <w:u w:val="single"/>
+              </w:rPr>
+              <w:t xml:space="preserve">adminID, </w:t>
+            </w:r>
+            <w:r>
+              <w:rPr>
+                <w:rFonts w:asciiTheme="minorBidi" w:hAnsiTheme="minorBidi" w:cstheme="minorBidi"/>
+              </w:rPr>
+              <w:t>adminLastName</w:t>
+            </w:r>
+            <w:r>
+              <w:rPr>
+                <w:rFonts w:asciiTheme="minorBidi" w:hAnsiTheme="minorBidi" w:cstheme="minorBidi"/>
+              </w:rPr>
+              <w:t>, adminFirst</w:t>
+            </w:r>
+            <w:bookmarkStart w:id="0" w:name="_GoBack"/>
+            <w:bookmarkEnd w:id="0"/>
+            <w:r>
+              <w:rPr>
+                <w:rFonts w:asciiTheme="minorBidi" w:hAnsiTheme="minorBidi" w:cstheme="minorBidi"/>
+              </w:rPr>
+              <w:t>Name</w:t>
+            </w:r>
+          </w:p>
+        </w:tc>
+        <w:tc>
+          <w:tcPr>
+            <w:tcW w:w="2100" w:type="dxa"/>
+            <w:vAlign w:val="center"/>
+          </w:tcPr>
+          <w:p>
+            <w:pPr>
+              <w:bidi w:val="0"/>
+              <w:rPr>
+                <w:color w:val="FFFFFF"/>
+                <w:lang w:bidi="ar-SA"/>
+              </w:rPr>
+            </w:pPr>
+            <w:r>
+              <w:rPr>
+                <w:rFonts w:asciiTheme="minorBidi" w:hAnsiTheme="minorBidi" w:cstheme="minorBidi"/>
+                <w:b/>
+                <w:bCs/>
+              </w:rPr>
+              <w:t>Administrator</w:t>
+            </w:r>
+          </w:p>
+          <w:p>
+            <w:pPr>
+              <w:bidi w:val="0"/>
+              <w:rPr>
+                <w:rFonts w:asciiTheme="minorBidi" w:hAnsiTheme="minorBidi" w:cstheme="minorBidi"/>
+                <w:b/>
+                <w:bCs/>
+              </w:rPr>
+            </w:pPr>
+          </w:p>
+        </w:tc>
+      </w:tr>
     </w:tbl>
     <w:p>
       <w:pPr>
@@ -3096,12 +3038,14 @@
       <w:r>
         <w:rPr>
           <w:rFonts w:asciiTheme="minorBidi" w:hAnsiTheme="minorBidi" w:cstheme="minorBidi"/>
+          <w:noProof/>
+          <w:lang w:bidi="ar-SA"/>
         </w:rPr>
         <w:drawing>
-          <wp:inline distT="0" distB="0" distL="0" distR="0" wp14:anchorId="51E8ACFD" wp14:editId="7FCA9C6E">
-            <wp:extent cx="6314511" cy="3190875"/>
+          <wp:inline distT="0" distB="0" distL="0" distR="0" wp14:anchorId="3D382856" wp14:editId="54DCDED1">
+            <wp:extent cx="6237539" cy="3381555"/>
             <wp:effectExtent l="0" t="0" r="0" b="0"/>
-            <wp:docPr id="4" name="תמונה 4"/>
+            <wp:docPr id="3" name="תמונה 3"/>
             <wp:cNvGraphicFramePr>
               <a:graphicFrameLocks xmlns:a="http://schemas.openxmlformats.org/drawingml/2006/main" noChangeAspect="1"/>
             </wp:cNvGraphicFramePr>
@@ -3121,7 +3065,7 @@
                   <pic:spPr>
                     <a:xfrm>
                       <a:off x="0" y="0"/>
-                      <a:ext cx="6311472" cy="3189339"/>
+                      <a:ext cx="6246314" cy="3386312"/>
                     </a:xfrm>
                     <a:prstGeom prst="rect">
                       <a:avLst/>
@@ -3393,7 +3337,7 @@
         <w:noProof/>
         <w:color w:val="000000"/>
       </w:rPr>
-      <w:t>1</w:t>
+      <w:t>6</w:t>
     </w:r>
     <w:r>
       <w:rPr>
@@ -5651,7 +5595,7 @@
 </file>
 
 <file path=customXml/itemProps2.xml><?xml version="1.0" encoding="utf-8"?>
-<ds:datastoreItem xmlns:ds="http://schemas.openxmlformats.org/officeDocument/2006/customXml" ds:itemID="{9264A0F2-5F78-42BD-A35F-E1F52821AAA5}">
+<ds:datastoreItem xmlns:ds="http://schemas.openxmlformats.org/officeDocument/2006/customXml" ds:itemID="{D55E5660-C666-4229-9D58-3DE7BACAB284}">
   <ds:schemaRefs>
     <ds:schemaRef ds:uri="http://schemas.openxmlformats.org/officeDocument/2006/bibliography"/>
   </ds:schemaRefs>

--- a/ex1_solution_2026_Ascendant/ex1_solution_2026_Acendent.docx
+++ b/ex1_solution_2026_Ascendant/ex1_solution_2026_Acendent.docx
@@ -189,6 +189,7 @@
                 <w:color w:val="000000" w:themeColor="text1"/>
               </w:rPr>
             </w:pPr>
+            <w:proofErr w:type="spellStart"/>
             <w:r>
               <w:rPr>
                 <w:rFonts w:asciiTheme="minorBidi" w:eastAsia="Arial" w:hAnsiTheme="minorBidi" w:cstheme="minorBidi"/>
@@ -196,6 +197,7 @@
               </w:rPr>
               <w:t>ParkWise</w:t>
             </w:r>
+            <w:proofErr w:type="spellEnd"/>
             <w:r>
               <w:rPr>
                 <w:rFonts w:asciiTheme="minorBidi" w:hAnsiTheme="minorBidi" w:cstheme="minorBidi"/>
@@ -334,6 +336,7 @@
                 <w:b/>
               </w:rPr>
             </w:pPr>
+            <w:proofErr w:type="spellStart"/>
             <w:r>
               <w:rPr>
                 <w:rFonts w:asciiTheme="minorBidi" w:eastAsia="Arial" w:hAnsiTheme="minorBidi" w:cstheme="minorBidi"/>
@@ -349,6 +352,7 @@
               </w:rPr>
               <w:t>imini</w:t>
             </w:r>
+            <w:proofErr w:type="spellEnd"/>
           </w:p>
         </w:tc>
       </w:tr>
@@ -375,7 +379,23 @@
           <w:rFonts w:asciiTheme="minorBidi" w:eastAsia="Arial" w:hAnsiTheme="minorBidi" w:cstheme="minorBidi"/>
           <w:b/>
         </w:rPr>
-        <w:t xml:space="preserve">Link to the conversation with the LLM (in addition to the csv file uploaded to Moodle) </w:t>
+        <w:t xml:space="preserve">Link to the conversation with the LLM (in addition to the </w:t>
+      </w:r>
+      <w:proofErr w:type="spellStart"/>
+      <w:r>
+        <w:rPr>
+          <w:rFonts w:asciiTheme="minorBidi" w:eastAsia="Arial" w:hAnsiTheme="minorBidi" w:cstheme="minorBidi"/>
+          <w:b/>
+        </w:rPr>
+        <w:t>csv</w:t>
+      </w:r>
+      <w:proofErr w:type="spellEnd"/>
+      <w:r>
+        <w:rPr>
+          <w:rFonts w:asciiTheme="minorBidi" w:eastAsia="Arial" w:hAnsiTheme="minorBidi" w:cstheme="minorBidi"/>
+          <w:b/>
+        </w:rPr>
+        <w:t xml:space="preserve"> file uploaded to Moodle) </w:t>
       </w:r>
     </w:p>
     <w:tbl>
@@ -910,22 +930,50 @@
           <w:szCs w:val="28"/>
         </w:rPr>
         <w:lastRenderedPageBreak/>
-        <w:t xml:space="preserve">1.1.a </w:t>
-      </w:r>
+        <w:t>1.1</w:t>
+      </w:r>
+      <w:proofErr w:type="gramStart"/>
       <w:r>
         <w:rPr>
           <w:rFonts w:asciiTheme="minorBidi" w:hAnsiTheme="minorBidi" w:cstheme="minorBidi"/>
           <w:sz w:val="28"/>
           <w:szCs w:val="28"/>
         </w:rPr>
-        <w:t xml:space="preserve">The </w:t>
-      </w:r>
+        <w:t>.</w:t>
+      </w:r>
+      <w:proofErr w:type="spellStart"/>
       <w:r>
         <w:rPr>
           <w:rFonts w:asciiTheme="minorBidi" w:hAnsiTheme="minorBidi" w:cstheme="minorBidi"/>
           <w:sz w:val="28"/>
           <w:szCs w:val="28"/>
         </w:rPr>
+        <w:t>a</w:t>
+      </w:r>
+      <w:proofErr w:type="spellEnd"/>
+      <w:proofErr w:type="gramEnd"/>
+      <w:r>
+        <w:rPr>
+          <w:rFonts w:asciiTheme="minorBidi" w:hAnsiTheme="minorBidi" w:cstheme="minorBidi"/>
+          <w:sz w:val="28"/>
+          <w:szCs w:val="28"/>
+        </w:rPr>
+        <w:t xml:space="preserve"> </w:t>
+      </w:r>
+      <w:r>
+        <w:rPr>
+          <w:rFonts w:asciiTheme="minorBidi" w:hAnsiTheme="minorBidi" w:cstheme="minorBidi"/>
+          <w:sz w:val="28"/>
+          <w:szCs w:val="28"/>
+        </w:rPr>
+        <w:t xml:space="preserve">The </w:t>
+      </w:r>
+      <w:r>
+        <w:rPr>
+          <w:rFonts w:asciiTheme="minorBidi" w:hAnsiTheme="minorBidi" w:cstheme="minorBidi"/>
+          <w:sz w:val="28"/>
+          <w:szCs w:val="28"/>
+        </w:rPr>
         <w:t>Use Case Diagram:</w:t>
       </w:r>
     </w:p>
@@ -940,6 +988,7 @@
     <w:p>
       <w:pPr>
         <w:bidi w:val="0"/>
+        <w:ind w:hanging="567"/>
         <w:rPr>
           <w:rFonts w:asciiTheme="minorBidi" w:hAnsiTheme="minorBidi" w:cstheme="minorBidi"/>
           <w:b/>
@@ -949,6 +998,8 @@
           <w:szCs w:val="32"/>
         </w:rPr>
       </w:pPr>
+      <w:bookmarkStart w:id="0" w:name="_GoBack"/>
+      <w:bookmarkEnd w:id="0"/>
       <w:r>
         <w:rPr>
           <w:rFonts w:asciiTheme="minorBidi" w:hAnsiTheme="minorBidi" w:cstheme="minorBidi"/>
@@ -956,23 +1007,15 @@
           <w:bCs/>
           <w:noProof/>
           <w:kern w:val="32"/>
-          <w:sz w:val="34"/>
-          <w:szCs w:val="34"/>
+          <w:sz w:val="32"/>
+          <w:szCs w:val="32"/>
           <w:lang w:bidi="ar-SA"/>
         </w:rPr>
         <w:drawing>
-          <wp:anchor distT="0" distB="0" distL="114300" distR="114300" simplePos="0" relativeHeight="251661312" behindDoc="0" locked="0" layoutInCell="1" allowOverlap="1" wp14:anchorId="4D97E29A" wp14:editId="5056DC97">
-            <wp:simplePos x="-934085" y="3564890"/>
-            <wp:positionH relativeFrom="column">
-              <wp:posOffset>-929904</wp:posOffset>
-            </wp:positionH>
-            <wp:positionV relativeFrom="paragraph">
-              <wp:align>top</wp:align>
-            </wp:positionV>
-            <wp:extent cx="8122285" cy="3959225"/>
-            <wp:effectExtent l="5080" t="0" r="0" b="0"/>
-            <wp:wrapSquare wrapText="bothSides"/>
-            <wp:docPr id="2" name="תמונה 2"/>
+          <wp:inline distT="0" distB="0" distL="0" distR="0" wp14:anchorId="687FC5E9" wp14:editId="48C0F36C">
+            <wp:extent cx="8131406" cy="4271288"/>
+            <wp:effectExtent l="6033" t="0" r="9207" b="9208"/>
+            <wp:docPr id="1" name="תמונה 1"/>
             <wp:cNvGraphicFramePr>
               <a:graphicFrameLocks xmlns:a="http://schemas.openxmlformats.org/drawingml/2006/main" noChangeAspect="1"/>
             </wp:cNvGraphicFramePr>
@@ -980,7 +1023,7 @@
               <a:graphicData uri="http://schemas.openxmlformats.org/drawingml/2006/picture">
                 <pic:pic xmlns:pic="http://schemas.openxmlformats.org/drawingml/2006/picture">
                   <pic:nvPicPr>
-                    <pic:cNvPr id="0" name="parkwise use case diagram final.png"/>
+                    <pic:cNvPr id="0" name="1parkwise use case diagram final_2026_Ascendant.png"/>
                     <pic:cNvPicPr/>
                   </pic:nvPicPr>
                   <pic:blipFill>
@@ -998,7 +1041,7 @@
                   <pic:spPr>
                     <a:xfrm rot="5400000">
                       <a:off x="0" y="0"/>
-                      <a:ext cx="8122285" cy="3959225"/>
+                      <a:ext cx="8136453" cy="4273939"/>
                     </a:xfrm>
                     <a:prstGeom prst="rect">
                       <a:avLst/>
@@ -1007,7 +1050,7 @@
                 </pic:pic>
               </a:graphicData>
             </a:graphic>
-          </wp:anchor>
+          </wp:inline>
         </w:drawing>
       </w:r>
     </w:p>
@@ -1028,7 +1071,25 @@
           <w:szCs w:val="28"/>
         </w:rPr>
         <w:lastRenderedPageBreak/>
-        <w:t xml:space="preserve">1.1.b. </w:t>
+        <w:t>1.1</w:t>
+      </w:r>
+      <w:proofErr w:type="gramStart"/>
+      <w:r>
+        <w:rPr>
+          <w:rFonts w:asciiTheme="minorBidi" w:hAnsiTheme="minorBidi" w:cstheme="minorBidi"/>
+          <w:sz w:val="28"/>
+          <w:szCs w:val="28"/>
+        </w:rPr>
+        <w:t>.b</w:t>
+      </w:r>
+      <w:proofErr w:type="gramEnd"/>
+      <w:r>
+        <w:rPr>
+          <w:rFonts w:asciiTheme="minorBidi" w:hAnsiTheme="minorBidi" w:cstheme="minorBidi"/>
+          <w:sz w:val="28"/>
+          <w:szCs w:val="28"/>
+        </w:rPr>
+        <w:t xml:space="preserve">. </w:t>
       </w:r>
       <w:r>
         <w:rPr>
@@ -1139,6 +1200,7 @@
                 <w:szCs w:val="24"/>
               </w:rPr>
             </w:pPr>
+            <w:proofErr w:type="gramStart"/>
             <w:r>
               <w:rPr>
                 <w:rFonts w:asciiTheme="minorBidi" w:hAnsiTheme="minorBidi" w:cstheme="minorBidi"/>
@@ -1147,6 +1209,7 @@
               </w:rPr>
               <w:t>client</w:t>
             </w:r>
+            <w:proofErr w:type="gramEnd"/>
           </w:p>
           <w:p>
             <w:pPr>
@@ -1447,6 +1510,7 @@
                 <w:szCs w:val="24"/>
               </w:rPr>
             </w:pPr>
+            <w:proofErr w:type="gramStart"/>
             <w:r>
               <w:rPr>
                 <w:rFonts w:asciiTheme="minorBidi" w:hAnsiTheme="minorBidi" w:cstheme="minorBidi"/>
@@ -1455,7 +1519,18 @@
                 <w:sz w:val="24"/>
                 <w:szCs w:val="24"/>
               </w:rPr>
-              <w:t xml:space="preserve">both </w:t>
+              <w:t>both</w:t>
+            </w:r>
+            <w:proofErr w:type="gramEnd"/>
+            <w:r>
+              <w:rPr>
+                <w:rFonts w:asciiTheme="minorBidi" w:hAnsiTheme="minorBidi" w:cstheme="minorBidi"/>
+                <w:b w:val="0"/>
+                <w:bCs w:val="0"/>
+                <w:sz w:val="24"/>
+                <w:szCs w:val="24"/>
+              </w:rPr>
+              <w:t xml:space="preserve"> </w:t>
             </w:r>
             <w:r>
               <w:rPr>
@@ -1480,11 +1555,33 @@
                 <w:rFonts w:asciiTheme="minorBidi" w:hAnsiTheme="minorBidi" w:cstheme="minorBidi"/>
               </w:rPr>
             </w:pPr>
-            <w:r>
-              <w:rPr>
-                <w:rFonts w:asciiTheme="minorBidi" w:hAnsiTheme="minorBidi" w:cstheme="minorBidi"/>
-              </w:rPr>
-              <w:t>costumed club report- done monthly and reports back the sum of new recruits and the sum of the over all club members.</w:t>
+            <w:proofErr w:type="gramStart"/>
+            <w:r>
+              <w:rPr>
+                <w:rFonts w:asciiTheme="minorBidi" w:hAnsiTheme="minorBidi" w:cstheme="minorBidi"/>
+              </w:rPr>
+              <w:t>costumed</w:t>
+            </w:r>
+            <w:proofErr w:type="gramEnd"/>
+            <w:r>
+              <w:rPr>
+                <w:rFonts w:asciiTheme="minorBidi" w:hAnsiTheme="minorBidi" w:cstheme="minorBidi"/>
+              </w:rPr>
+              <w:t xml:space="preserve"> club report- done monthly and reports back the sum of new recruits and the sum of the </w:t>
+            </w:r>
+            <w:proofErr w:type="spellStart"/>
+            <w:r>
+              <w:rPr>
+                <w:rFonts w:asciiTheme="minorBidi" w:hAnsiTheme="minorBidi" w:cstheme="minorBidi"/>
+              </w:rPr>
+              <w:t>over all</w:t>
+            </w:r>
+            <w:proofErr w:type="spellEnd"/>
+            <w:r>
+              <w:rPr>
+                <w:rFonts w:asciiTheme="minorBidi" w:hAnsiTheme="minorBidi" w:cstheme="minorBidi"/>
+              </w:rPr>
+              <w:t xml:space="preserve"> club members.</w:t>
             </w:r>
           </w:p>
           <w:p>
@@ -1727,7 +1824,25 @@
           <w:szCs w:val="28"/>
         </w:rPr>
         <w:lastRenderedPageBreak/>
-        <w:t xml:space="preserve">1.1.c. </w:t>
+        <w:t>1.1</w:t>
+      </w:r>
+      <w:proofErr w:type="gramStart"/>
+      <w:r>
+        <w:rPr>
+          <w:rFonts w:asciiTheme="minorBidi" w:hAnsiTheme="minorBidi" w:cstheme="minorBidi"/>
+          <w:sz w:val="28"/>
+          <w:szCs w:val="28"/>
+        </w:rPr>
+        <w:t>.c</w:t>
+      </w:r>
+      <w:proofErr w:type="gramEnd"/>
+      <w:r>
+        <w:rPr>
+          <w:rFonts w:asciiTheme="minorBidi" w:hAnsiTheme="minorBidi" w:cstheme="minorBidi"/>
+          <w:sz w:val="28"/>
+          <w:szCs w:val="28"/>
+        </w:rPr>
+        <w:t xml:space="preserve">. </w:t>
       </w:r>
       <w:r>
         <w:rPr>
@@ -1872,15 +1987,16 @@
           <w:szCs w:val="28"/>
         </w:rPr>
         <w:lastRenderedPageBreak/>
-        <w:t>1.1.</w:t>
-      </w:r>
+        <w:t>1.1</w:t>
+      </w:r>
+      <w:proofErr w:type="gramStart"/>
       <w:r>
         <w:rPr>
           <w:rFonts w:asciiTheme="minorBidi" w:hAnsiTheme="minorBidi" w:cstheme="minorBidi"/>
           <w:sz w:val="28"/>
           <w:szCs w:val="28"/>
         </w:rPr>
-        <w:t>d</w:t>
+        <w:t>.</w:t>
       </w:r>
       <w:r>
         <w:rPr>
@@ -1888,6 +2004,15 @@
           <w:sz w:val="28"/>
           <w:szCs w:val="28"/>
         </w:rPr>
+        <w:t>d</w:t>
+      </w:r>
+      <w:proofErr w:type="gramEnd"/>
+      <w:r>
+        <w:rPr>
+          <w:rFonts w:asciiTheme="minorBidi" w:hAnsiTheme="minorBidi" w:cstheme="minorBidi"/>
+          <w:sz w:val="28"/>
+          <w:szCs w:val="28"/>
+        </w:rPr>
         <w:t>. The Relational Database:</w:t>
       </w:r>
     </w:p>
@@ -1904,7 +2029,23 @@
           <w:rFonts w:asciiTheme="minorBidi" w:hAnsiTheme="minorBidi" w:cstheme="minorBidi"/>
           <w:sz w:val="26"/>
         </w:rPr>
-        <w:t>1.1.d1. The Tables:</w:t>
+        <w:t>1.1</w:t>
+      </w:r>
+      <w:proofErr w:type="gramStart"/>
+      <w:r>
+        <w:rPr>
+          <w:rFonts w:asciiTheme="minorBidi" w:hAnsiTheme="minorBidi" w:cstheme="minorBidi"/>
+          <w:sz w:val="26"/>
+        </w:rPr>
+        <w:t>.d1</w:t>
+      </w:r>
+      <w:proofErr w:type="gramEnd"/>
+      <w:r>
+        <w:rPr>
+          <w:rFonts w:asciiTheme="minorBidi" w:hAnsiTheme="minorBidi" w:cstheme="minorBidi"/>
+          <w:sz w:val="26"/>
+        </w:rPr>
+        <w:t>. The Tables:</w:t>
       </w:r>
     </w:p>
     <w:p>
@@ -2036,6 +2177,7 @@
               </w:rPr>
               <w:t xml:space="preserve">with the notation of FK </w:t>
             </w:r>
+            <w:proofErr w:type="spellStart"/>
             <w:r>
               <w:rPr>
                 <w:rFonts w:asciiTheme="minorBidi" w:eastAsia="Arial" w:hAnsiTheme="minorBidi" w:cstheme="minorBidi"/>
@@ -2045,6 +2187,7 @@
               </w:rPr>
               <w:t>table_name</w:t>
             </w:r>
+            <w:proofErr w:type="spellEnd"/>
             <w:r>
               <w:rPr>
                 <w:rFonts w:asciiTheme="minorBidi" w:eastAsia="Arial" w:hAnsiTheme="minorBidi" w:cstheme="minorBidi"/>
@@ -2095,6 +2238,7 @@
                 <w:rFonts w:asciiTheme="minorBidi" w:hAnsiTheme="minorBidi" w:cstheme="minorBidi"/>
               </w:rPr>
             </w:pPr>
+            <w:proofErr w:type="spellStart"/>
             <w:r>
               <w:rPr>
                 <w:rFonts w:asciiTheme="minorBidi" w:hAnsiTheme="minorBidi" w:cstheme="minorBidi"/>
@@ -2102,6 +2246,7 @@
               </w:rPr>
               <w:t>ParkinglotID</w:t>
             </w:r>
+            <w:proofErr w:type="spellEnd"/>
             <w:r>
               <w:rPr>
                 <w:rFonts w:asciiTheme="minorBidi" w:hAnsiTheme="minorBidi" w:cstheme="minorBidi"/>
@@ -2115,6 +2260,7 @@
               </w:rPr>
               <w:t xml:space="preserve">  </w:t>
             </w:r>
+            <w:proofErr w:type="spellStart"/>
             <w:r>
               <w:rPr>
                 <w:rFonts w:asciiTheme="minorBidi" w:hAnsiTheme="minorBidi" w:cstheme="minorBidi"/>
@@ -2126,8 +2272,37 @@
               <w:rPr>
                 <w:rFonts w:asciiTheme="minorBidi" w:hAnsiTheme="minorBidi" w:cstheme="minorBidi"/>
               </w:rPr>
-              <w:t>otName, adresse, city, availableSpaces</w:t>
-            </w:r>
+              <w:t>otName</w:t>
+            </w:r>
+            <w:proofErr w:type="spellEnd"/>
+            <w:r>
+              <w:rPr>
+                <w:rFonts w:asciiTheme="minorBidi" w:hAnsiTheme="minorBidi" w:cstheme="minorBidi"/>
+              </w:rPr>
+              <w:t xml:space="preserve">, </w:t>
+            </w:r>
+            <w:proofErr w:type="spellStart"/>
+            <w:r>
+              <w:rPr>
+                <w:rFonts w:asciiTheme="minorBidi" w:hAnsiTheme="minorBidi" w:cstheme="minorBidi"/>
+              </w:rPr>
+              <w:t>adresse</w:t>
+            </w:r>
+            <w:proofErr w:type="spellEnd"/>
+            <w:r>
+              <w:rPr>
+                <w:rFonts w:asciiTheme="minorBidi" w:hAnsiTheme="minorBidi" w:cstheme="minorBidi"/>
+              </w:rPr>
+              <w:t xml:space="preserve">, city, </w:t>
+            </w:r>
+            <w:proofErr w:type="spellStart"/>
+            <w:r>
+              <w:rPr>
+                <w:rFonts w:asciiTheme="minorBidi" w:hAnsiTheme="minorBidi" w:cstheme="minorBidi"/>
+              </w:rPr>
+              <w:t>availableSpaces</w:t>
+            </w:r>
+            <w:proofErr w:type="spellEnd"/>
           </w:p>
         </w:tc>
         <w:tc>
@@ -2144,6 +2319,7 @@
                 <w:bCs/>
               </w:rPr>
             </w:pPr>
+            <w:proofErr w:type="spellStart"/>
             <w:r>
               <w:rPr>
                 <w:rFonts w:asciiTheme="minorBidi" w:hAnsiTheme="minorBidi" w:cstheme="minorBidi"/>
@@ -2152,6 +2328,7 @@
               </w:rPr>
               <w:t>ParkingLots</w:t>
             </w:r>
+            <w:proofErr w:type="spellEnd"/>
           </w:p>
         </w:tc>
       </w:tr>
@@ -2172,6 +2349,7 @@
                 <w:rFonts w:asciiTheme="minorBidi" w:hAnsiTheme="minorBidi" w:cstheme="minorBidi"/>
               </w:rPr>
             </w:pPr>
+            <w:proofErr w:type="spellStart"/>
             <w:r>
               <w:rPr>
                 <w:rFonts w:asciiTheme="minorBidi" w:hAnsiTheme="minorBidi" w:cstheme="minorBidi"/>
@@ -2179,12 +2357,77 @@
               </w:rPr>
               <w:t>clientID</w:t>
             </w:r>
-            <w:r>
-              <w:rPr>
-                <w:rFonts w:asciiTheme="minorBidi" w:hAnsiTheme="minorBidi" w:cstheme="minorBidi"/>
-              </w:rPr>
-              <w:t>, firstName, lastName, phoneNum, isClubMem, memberSince</w:t>
-            </w:r>
+            <w:proofErr w:type="spellEnd"/>
+            <w:r>
+              <w:rPr>
+                <w:rFonts w:asciiTheme="minorBidi" w:hAnsiTheme="minorBidi" w:cstheme="minorBidi"/>
+              </w:rPr>
+              <w:t xml:space="preserve">, </w:t>
+            </w:r>
+            <w:proofErr w:type="spellStart"/>
+            <w:r>
+              <w:rPr>
+                <w:rFonts w:asciiTheme="minorBidi" w:hAnsiTheme="minorBidi" w:cstheme="minorBidi"/>
+              </w:rPr>
+              <w:t>firstName</w:t>
+            </w:r>
+            <w:proofErr w:type="spellEnd"/>
+            <w:r>
+              <w:rPr>
+                <w:rFonts w:asciiTheme="minorBidi" w:hAnsiTheme="minorBidi" w:cstheme="minorBidi"/>
+              </w:rPr>
+              <w:t xml:space="preserve">, </w:t>
+            </w:r>
+            <w:proofErr w:type="spellStart"/>
+            <w:r>
+              <w:rPr>
+                <w:rFonts w:asciiTheme="minorBidi" w:hAnsiTheme="minorBidi" w:cstheme="minorBidi"/>
+              </w:rPr>
+              <w:t>lastName</w:t>
+            </w:r>
+            <w:proofErr w:type="spellEnd"/>
+            <w:r>
+              <w:rPr>
+                <w:rFonts w:asciiTheme="minorBidi" w:hAnsiTheme="minorBidi" w:cstheme="minorBidi"/>
+              </w:rPr>
+              <w:t xml:space="preserve">, </w:t>
+            </w:r>
+            <w:proofErr w:type="spellStart"/>
+            <w:r>
+              <w:rPr>
+                <w:rFonts w:asciiTheme="minorBidi" w:hAnsiTheme="minorBidi" w:cstheme="minorBidi"/>
+              </w:rPr>
+              <w:t>phoneNum</w:t>
+            </w:r>
+            <w:proofErr w:type="spellEnd"/>
+            <w:r>
+              <w:rPr>
+                <w:rFonts w:asciiTheme="minorBidi" w:hAnsiTheme="minorBidi" w:cstheme="minorBidi"/>
+              </w:rPr>
+              <w:t xml:space="preserve">, </w:t>
+            </w:r>
+            <w:proofErr w:type="spellStart"/>
+            <w:r>
+              <w:rPr>
+                <w:rFonts w:asciiTheme="minorBidi" w:hAnsiTheme="minorBidi" w:cstheme="minorBidi"/>
+              </w:rPr>
+              <w:t>isClubMem</w:t>
+            </w:r>
+            <w:proofErr w:type="spellEnd"/>
+            <w:r>
+              <w:rPr>
+                <w:rFonts w:asciiTheme="minorBidi" w:hAnsiTheme="minorBidi" w:cstheme="minorBidi"/>
+              </w:rPr>
+              <w:t xml:space="preserve">, </w:t>
+            </w:r>
+            <w:proofErr w:type="spellStart"/>
+            <w:r>
+              <w:rPr>
+                <w:rFonts w:asciiTheme="minorBidi" w:hAnsiTheme="minorBidi" w:cstheme="minorBidi"/>
+              </w:rPr>
+              <w:t>memberSince</w:t>
+            </w:r>
+            <w:proofErr w:type="spellEnd"/>
           </w:p>
         </w:tc>
         <w:tc>
@@ -2229,6 +2472,7 @@
                 <w:rFonts w:asciiTheme="minorBidi" w:hAnsiTheme="minorBidi" w:cstheme="minorBidi"/>
               </w:rPr>
             </w:pPr>
+            <w:proofErr w:type="spellStart"/>
             <w:r>
               <w:rPr>
                 <w:rFonts w:asciiTheme="minorBidi" w:hAnsiTheme="minorBidi" w:cstheme="minorBidi"/>
@@ -2236,17 +2480,26 @@
               </w:rPr>
               <w:t>licensePlate</w:t>
             </w:r>
+            <w:proofErr w:type="spellEnd"/>
             <w:r>
               <w:rPr>
                 <w:rFonts w:asciiTheme="minorBidi" w:hAnsiTheme="minorBidi" w:cstheme="minorBidi"/>
               </w:rPr>
               <w:t xml:space="preserve">, </w:t>
             </w:r>
-            <w:r>
-              <w:rPr>
-                <w:rFonts w:asciiTheme="minorBidi" w:hAnsiTheme="minorBidi" w:cstheme="minorBidi"/>
-              </w:rPr>
-              <w:t>clientID(FK clients),</w:t>
+            <w:proofErr w:type="spellStart"/>
+            <w:r>
+              <w:rPr>
+                <w:rFonts w:asciiTheme="minorBidi" w:hAnsiTheme="minorBidi" w:cstheme="minorBidi"/>
+              </w:rPr>
+              <w:t>clientID</w:t>
+            </w:r>
+            <w:proofErr w:type="spellEnd"/>
+            <w:r>
+              <w:rPr>
+                <w:rFonts w:asciiTheme="minorBidi" w:hAnsiTheme="minorBidi" w:cstheme="minorBidi"/>
+              </w:rPr>
+              <w:t>(FK clients),</w:t>
             </w:r>
             <w:r>
               <w:rPr>
@@ -2310,6 +2563,7 @@
                 <w:rFonts w:asciiTheme="minorBidi" w:hAnsiTheme="minorBidi" w:cstheme="minorBidi"/>
               </w:rPr>
             </w:pPr>
+            <w:proofErr w:type="spellStart"/>
             <w:r>
               <w:rPr>
                 <w:rFonts w:asciiTheme="minorBidi" w:hAnsiTheme="minorBidi" w:cstheme="minorBidi"/>
@@ -2317,39 +2571,66 @@
               </w:rPr>
               <w:t>spaceID</w:t>
             </w:r>
+            <w:proofErr w:type="spellEnd"/>
             <w:r>
               <w:rPr>
                 <w:rFonts w:asciiTheme="minorBidi" w:hAnsiTheme="minorBidi" w:cstheme="minorBidi"/>
               </w:rPr>
               <w:t xml:space="preserve">, </w:t>
             </w:r>
+            <w:proofErr w:type="spellStart"/>
             <w:r>
               <w:rPr>
                 <w:rFonts w:asciiTheme="minorBidi" w:hAnsiTheme="minorBidi" w:cstheme="minorBidi"/>
               </w:rPr>
               <w:t>ParkinglotID</w:t>
             </w:r>
-            <w:r>
-              <w:rPr>
-                <w:rFonts w:asciiTheme="minorBidi" w:hAnsiTheme="minorBidi" w:cstheme="minorBidi"/>
-              </w:rPr>
-              <w:t xml:space="preserve"> (FK parkingLots), floor, </w:t>
-            </w:r>
-            <w:r>
-              <w:rPr>
-                <w:rFonts w:asciiTheme="minorBidi" w:hAnsiTheme="minorBidi" w:cstheme="minorBidi"/>
-              </w:rPr>
-              <w:t>coordinateX,</w:t>
+            <w:proofErr w:type="spellEnd"/>
+            <w:r>
+              <w:rPr>
+                <w:rFonts w:asciiTheme="minorBidi" w:hAnsiTheme="minorBidi" w:cstheme="minorBidi"/>
+              </w:rPr>
+              <w:t xml:space="preserve"> (FK </w:t>
+            </w:r>
+            <w:proofErr w:type="spellStart"/>
+            <w:r>
+              <w:rPr>
+                <w:rFonts w:asciiTheme="minorBidi" w:hAnsiTheme="minorBidi" w:cstheme="minorBidi"/>
+              </w:rPr>
+              <w:t>parkingLots</w:t>
+            </w:r>
+            <w:proofErr w:type="spellEnd"/>
+            <w:r>
+              <w:rPr>
+                <w:rFonts w:asciiTheme="minorBidi" w:hAnsiTheme="minorBidi" w:cstheme="minorBidi"/>
+              </w:rPr>
+              <w:t xml:space="preserve">), floor, </w:t>
+            </w:r>
+            <w:proofErr w:type="spellStart"/>
+            <w:r>
+              <w:rPr>
+                <w:rFonts w:asciiTheme="minorBidi" w:hAnsiTheme="minorBidi" w:cstheme="minorBidi"/>
+              </w:rPr>
+              <w:t>coordinateX</w:t>
+            </w:r>
+            <w:proofErr w:type="spellEnd"/>
+            <w:r>
+              <w:rPr>
+                <w:rFonts w:asciiTheme="minorBidi" w:hAnsiTheme="minorBidi" w:cstheme="minorBidi"/>
+              </w:rPr>
+              <w:t>,</w:t>
             </w:r>
             <w:r>
               <w:t xml:space="preserve"> </w:t>
             </w:r>
+            <w:proofErr w:type="spellStart"/>
             <w:r>
               <w:rPr>
                 <w:rFonts w:asciiTheme="minorBidi" w:hAnsiTheme="minorBidi" w:cstheme="minorBidi"/>
               </w:rPr>
               <w:t>coordinateY</w:t>
             </w:r>
+            <w:proofErr w:type="spellEnd"/>
             <w:r>
               <w:rPr>
                 <w:rFonts w:asciiTheme="minorBidi" w:hAnsiTheme="minorBidi" w:cstheme="minorBidi"/>
@@ -2372,6 +2653,7 @@
                 <w:bCs/>
               </w:rPr>
             </w:pPr>
+            <w:proofErr w:type="spellStart"/>
             <w:r>
               <w:rPr>
                 <w:rFonts w:asciiTheme="minorBidi" w:hAnsiTheme="minorBidi" w:cstheme="minorBidi"/>
@@ -2380,6 +2662,7 @@
               </w:rPr>
               <w:t>ParkingSpaces</w:t>
             </w:r>
+            <w:proofErr w:type="spellEnd"/>
           </w:p>
         </w:tc>
       </w:tr>
@@ -2400,6 +2683,7 @@
                 <w:rFonts w:asciiTheme="minorBidi" w:hAnsiTheme="minorBidi" w:cstheme="minorBidi"/>
               </w:rPr>
             </w:pPr>
+            <w:proofErr w:type="spellStart"/>
             <w:r>
               <w:rPr>
                 <w:rFonts w:asciiTheme="minorBidi" w:hAnsiTheme="minorBidi" w:cstheme="minorBidi"/>
@@ -2407,24 +2691,35 @@
               </w:rPr>
               <w:t>conveyerID</w:t>
             </w:r>
-            <w:r>
-              <w:rPr>
-                <w:rFonts w:asciiTheme="minorBidi" w:hAnsiTheme="minorBidi" w:cstheme="minorBidi"/>
-              </w:rPr>
-              <w:t>, maxWeight</w:t>
-            </w:r>
+            <w:proofErr w:type="spellEnd"/>
             <w:r>
               <w:rPr>
                 <w:rFonts w:asciiTheme="minorBidi" w:hAnsiTheme="minorBidi" w:cstheme="minorBidi"/>
               </w:rPr>
               <w:t xml:space="preserve">, </w:t>
             </w:r>
+            <w:proofErr w:type="spellStart"/>
+            <w:r>
+              <w:rPr>
+                <w:rFonts w:asciiTheme="minorBidi" w:hAnsiTheme="minorBidi" w:cstheme="minorBidi"/>
+              </w:rPr>
+              <w:t>maxWeight</w:t>
+            </w:r>
+            <w:proofErr w:type="spellEnd"/>
+            <w:r>
+              <w:rPr>
+                <w:rFonts w:asciiTheme="minorBidi" w:hAnsiTheme="minorBidi" w:cstheme="minorBidi"/>
+              </w:rPr>
+              <w:t xml:space="preserve">, </w:t>
+            </w:r>
+            <w:proofErr w:type="spellStart"/>
             <w:r>
               <w:rPr>
                 <w:rFonts w:asciiTheme="minorBidi" w:hAnsiTheme="minorBidi" w:cstheme="minorBidi"/>
               </w:rPr>
               <w:t>ParkinglotID</w:t>
             </w:r>
+            <w:proofErr w:type="spellEnd"/>
             <w:r>
               <w:rPr>
                 <w:rFonts w:asciiTheme="minorBidi" w:hAnsiTheme="minorBidi" w:cstheme="minorBidi"/>
@@ -2441,8 +2736,16 @@
               <w:rPr>
                 <w:rFonts w:asciiTheme="minorBidi" w:hAnsiTheme="minorBidi" w:cstheme="minorBidi"/>
               </w:rPr>
-              <w:t>FK parkingLots</w:t>
-            </w:r>
+              <w:t xml:space="preserve">FK </w:t>
+            </w:r>
+            <w:proofErr w:type="spellStart"/>
+            <w:r>
+              <w:rPr>
+                <w:rFonts w:asciiTheme="minorBidi" w:hAnsiTheme="minorBidi" w:cstheme="minorBidi"/>
+              </w:rPr>
+              <w:t>parkingLots</w:t>
+            </w:r>
+            <w:proofErr w:type="spellEnd"/>
             <w:r>
               <w:rPr>
                 <w:rFonts w:asciiTheme="minorBidi" w:hAnsiTheme="minorBidi" w:cstheme="minorBidi"/>
@@ -2493,6 +2796,7 @@
                 <w:rFonts w:asciiTheme="minorBidi" w:hAnsiTheme="minorBidi" w:cstheme="minorBidi"/>
               </w:rPr>
             </w:pPr>
+            <w:proofErr w:type="spellStart"/>
             <w:r>
               <w:rPr>
                 <w:rFonts w:asciiTheme="minorBidi" w:hAnsiTheme="minorBidi" w:cstheme="minorBidi"/>
@@ -2507,30 +2811,63 @@
               </w:rPr>
               <w:t>istID</w:t>
             </w:r>
+            <w:proofErr w:type="spellEnd"/>
             <w:r>
               <w:rPr>
                 <w:rFonts w:asciiTheme="minorBidi" w:hAnsiTheme="minorBidi" w:cstheme="minorBidi"/>
               </w:rPr>
               <w:t xml:space="preserve">, </w:t>
             </w:r>
+            <w:proofErr w:type="spellStart"/>
             <w:r>
               <w:rPr>
                 <w:rFonts w:asciiTheme="minorBidi" w:hAnsiTheme="minorBidi" w:cstheme="minorBidi"/>
               </w:rPr>
               <w:t>yearAssociated</w:t>
             </w:r>
-            <w:r>
-              <w:rPr>
-                <w:rFonts w:asciiTheme="minorBidi" w:hAnsiTheme="minorBidi" w:cstheme="minorBidi"/>
-              </w:rPr>
-              <w:t>, firstHour, additionalHour, extraHour</w:t>
-            </w:r>
-            <w:r>
-              <w:rPr>
-                <w:rFonts w:asciiTheme="minorBidi" w:hAnsiTheme="minorBidi" w:cstheme="minorBidi"/>
-              </w:rPr>
-              <w:t>, fullDay</w:t>
-            </w:r>
+            <w:proofErr w:type="spellEnd"/>
+            <w:r>
+              <w:rPr>
+                <w:rFonts w:asciiTheme="minorBidi" w:hAnsiTheme="minorBidi" w:cstheme="minorBidi"/>
+              </w:rPr>
+              <w:t xml:space="preserve">, firstHour, </w:t>
+            </w:r>
+            <w:proofErr w:type="spellStart"/>
+            <w:r>
+              <w:rPr>
+                <w:rFonts w:asciiTheme="minorBidi" w:hAnsiTheme="minorBidi" w:cstheme="minorBidi"/>
+              </w:rPr>
+              <w:t>additionalHour</w:t>
+            </w:r>
+            <w:proofErr w:type="spellEnd"/>
+            <w:r>
+              <w:rPr>
+                <w:rFonts w:asciiTheme="minorBidi" w:hAnsiTheme="minorBidi" w:cstheme="minorBidi"/>
+              </w:rPr>
+              <w:t xml:space="preserve">, </w:t>
+            </w:r>
+            <w:proofErr w:type="spellStart"/>
+            <w:r>
+              <w:rPr>
+                <w:rFonts w:asciiTheme="minorBidi" w:hAnsiTheme="minorBidi" w:cstheme="minorBidi"/>
+              </w:rPr>
+              <w:t>extraHour</w:t>
+            </w:r>
+            <w:proofErr w:type="spellEnd"/>
+            <w:r>
+              <w:rPr>
+                <w:rFonts w:asciiTheme="minorBidi" w:hAnsiTheme="minorBidi" w:cstheme="minorBidi"/>
+              </w:rPr>
+              <w:t xml:space="preserve">, </w:t>
+            </w:r>
+            <w:proofErr w:type="spellStart"/>
+            <w:r>
+              <w:rPr>
+                <w:rFonts w:asciiTheme="minorBidi" w:hAnsiTheme="minorBidi" w:cstheme="minorBidi"/>
+              </w:rPr>
+              <w:t>fullDay</w:t>
+            </w:r>
+            <w:proofErr w:type="spellEnd"/>
           </w:p>
         </w:tc>
         <w:tc>
@@ -2547,6 +2884,7 @@
                 <w:bCs/>
               </w:rPr>
             </w:pPr>
+            <w:proofErr w:type="spellStart"/>
             <w:r>
               <w:rPr>
                 <w:rFonts w:asciiTheme="minorBidi" w:hAnsiTheme="minorBidi" w:cstheme="minorBidi"/>
@@ -2555,6 +2893,7 @@
               </w:rPr>
               <w:t>PriceList</w:t>
             </w:r>
+            <w:proofErr w:type="spellEnd"/>
           </w:p>
         </w:tc>
       </w:tr>
@@ -2575,6 +2914,7 @@
                 <w:rFonts w:asciiTheme="minorBidi" w:hAnsiTheme="minorBidi" w:cstheme="minorBidi"/>
               </w:rPr>
             </w:pPr>
+            <w:proofErr w:type="spellStart"/>
             <w:r>
               <w:rPr>
                 <w:rFonts w:asciiTheme="minorBidi" w:hAnsiTheme="minorBidi" w:cstheme="minorBidi"/>
@@ -2582,6 +2922,7 @@
               </w:rPr>
               <w:t>historyID</w:t>
             </w:r>
+            <w:proofErr w:type="spellEnd"/>
             <w:r>
               <w:rPr>
                 <w:rFonts w:asciiTheme="minorBidi" w:hAnsiTheme="minorBidi" w:cstheme="minorBidi"/>
@@ -2595,24 +2936,42 @@
               </w:rPr>
               <w:t xml:space="preserve"> </w:t>
             </w:r>
+            <w:proofErr w:type="spellStart"/>
             <w:r>
               <w:rPr>
                 <w:rFonts w:asciiTheme="minorBidi" w:hAnsiTheme="minorBidi" w:cstheme="minorBidi"/>
               </w:rPr>
               <w:t>ParkinglotID</w:t>
             </w:r>
-            <w:r>
-              <w:rPr>
-                <w:rFonts w:asciiTheme="minorBidi" w:hAnsiTheme="minorBidi" w:cstheme="minorBidi"/>
-              </w:rPr>
-              <w:t xml:space="preserve">(FK parkingLot), </w:t>
-            </w:r>
+            <w:proofErr w:type="spellEnd"/>
+            <w:r>
+              <w:rPr>
+                <w:rFonts w:asciiTheme="minorBidi" w:hAnsiTheme="minorBidi" w:cstheme="minorBidi"/>
+              </w:rPr>
+              <w:t xml:space="preserve">(FK </w:t>
+            </w:r>
+            <w:proofErr w:type="spellStart"/>
+            <w:r>
+              <w:rPr>
+                <w:rFonts w:asciiTheme="minorBidi" w:hAnsiTheme="minorBidi" w:cstheme="minorBidi"/>
+              </w:rPr>
+              <w:t>parkingLot</w:t>
+            </w:r>
+            <w:proofErr w:type="spellEnd"/>
+            <w:r>
+              <w:rPr>
+                <w:rFonts w:asciiTheme="minorBidi" w:hAnsiTheme="minorBidi" w:cstheme="minorBidi"/>
+              </w:rPr>
+              <w:t xml:space="preserve">), </w:t>
+            </w:r>
+            <w:proofErr w:type="spellStart"/>
             <w:r>
               <w:rPr>
                 <w:rFonts w:asciiTheme="minorBidi" w:hAnsiTheme="minorBidi" w:cstheme="minorBidi"/>
               </w:rPr>
               <w:t>priceListID</w:t>
             </w:r>
+            <w:proofErr w:type="spellEnd"/>
             <w:r>
               <w:rPr>
                 <w:rFonts w:asciiTheme="minorBidi" w:hAnsiTheme="minorBidi" w:cstheme="minorBidi"/>
@@ -2625,18 +2984,34 @@
               </w:rPr>
               <w:t xml:space="preserve"> </w:t>
             </w:r>
-            <w:r>
-              <w:rPr>
-                <w:rFonts w:asciiTheme="minorBidi" w:hAnsiTheme="minorBidi" w:cstheme="minorBidi"/>
-              </w:rPr>
-              <w:t>priceList)</w:t>
-            </w:r>
-            <w:r>
-              <w:rPr>
-                <w:rFonts w:asciiTheme="minorBidi" w:hAnsiTheme="minorBidi" w:cstheme="minorBidi"/>
-              </w:rPr>
-              <w:t>, assignedDate</w:t>
-            </w:r>
+            <w:proofErr w:type="spellStart"/>
+            <w:r>
+              <w:rPr>
+                <w:rFonts w:asciiTheme="minorBidi" w:hAnsiTheme="minorBidi" w:cstheme="minorBidi"/>
+              </w:rPr>
+              <w:t>priceList</w:t>
+            </w:r>
+            <w:proofErr w:type="spellEnd"/>
+            <w:r>
+              <w:rPr>
+                <w:rFonts w:asciiTheme="minorBidi" w:hAnsiTheme="minorBidi" w:cstheme="minorBidi"/>
+              </w:rPr>
+              <w:t>)</w:t>
+            </w:r>
+            <w:r>
+              <w:rPr>
+                <w:rFonts w:asciiTheme="minorBidi" w:hAnsiTheme="minorBidi" w:cstheme="minorBidi"/>
+              </w:rPr>
+              <w:t xml:space="preserve">, </w:t>
+            </w:r>
+            <w:proofErr w:type="spellStart"/>
+            <w:r>
+              <w:rPr>
+                <w:rFonts w:asciiTheme="minorBidi" w:hAnsiTheme="minorBidi" w:cstheme="minorBidi"/>
+              </w:rPr>
+              <w:t>assignedDate</w:t>
+            </w:r>
+            <w:proofErr w:type="spellEnd"/>
           </w:p>
         </w:tc>
         <w:tc>
@@ -2653,6 +3028,7 @@
                 <w:bCs/>
               </w:rPr>
             </w:pPr>
+            <w:proofErr w:type="spellStart"/>
             <w:r>
               <w:rPr>
                 <w:rFonts w:asciiTheme="minorBidi" w:hAnsiTheme="minorBidi" w:cstheme="minorBidi"/>
@@ -2661,6 +3037,7 @@
               </w:rPr>
               <w:t>LotPriceHistory</w:t>
             </w:r>
+            <w:proofErr w:type="spellEnd"/>
           </w:p>
         </w:tc>
       </w:tr>
@@ -2681,6 +3058,7 @@
                 <w:rFonts w:asciiTheme="minorBidi" w:hAnsiTheme="minorBidi" w:cstheme="minorBidi"/>
               </w:rPr>
             </w:pPr>
+            <w:proofErr w:type="spellStart"/>
             <w:r>
               <w:rPr>
                 <w:rFonts w:asciiTheme="minorBidi" w:hAnsiTheme="minorBidi" w:cstheme="minorBidi"/>
@@ -2688,18 +3066,21 @@
               </w:rPr>
               <w:t>SessionID</w:t>
             </w:r>
+            <w:proofErr w:type="spellEnd"/>
             <w:r>
               <w:rPr>
                 <w:rFonts w:asciiTheme="minorBidi" w:hAnsiTheme="minorBidi" w:cstheme="minorBidi"/>
               </w:rPr>
               <w:t xml:space="preserve"> (PK), </w:t>
             </w:r>
+            <w:proofErr w:type="spellStart"/>
             <w:r>
               <w:rPr>
                 <w:rFonts w:asciiTheme="minorBidi" w:hAnsiTheme="minorBidi" w:cstheme="minorBidi"/>
               </w:rPr>
               <w:t>licensePlate</w:t>
             </w:r>
+            <w:proofErr w:type="spellEnd"/>
             <w:r>
               <w:rPr>
                 <w:rFonts w:asciiTheme="minorBidi" w:hAnsiTheme="minorBidi" w:cstheme="minorBidi"/>
@@ -2718,12 +3099,14 @@
               </w:rPr>
               <w:t xml:space="preserve">), </w:t>
             </w:r>
+            <w:proofErr w:type="spellStart"/>
             <w:r>
               <w:rPr>
                 <w:rFonts w:asciiTheme="minorBidi" w:hAnsiTheme="minorBidi" w:cstheme="minorBidi"/>
               </w:rPr>
               <w:t>ParkinglotID</w:t>
             </w:r>
+            <w:proofErr w:type="spellEnd"/>
             <w:r>
               <w:rPr>
                 <w:rFonts w:asciiTheme="minorBidi" w:hAnsiTheme="minorBidi" w:cstheme="minorBidi"/>
@@ -2740,20 +3123,30 @@
               <w:rPr>
                 <w:rFonts w:asciiTheme="minorBidi" w:hAnsiTheme="minorBidi" w:cstheme="minorBidi"/>
               </w:rPr>
-              <w:t xml:space="preserve"> parkingLots</w:t>
-            </w:r>
+              <w:t xml:space="preserve"> </w:t>
+            </w:r>
+            <w:proofErr w:type="spellStart"/>
+            <w:r>
+              <w:rPr>
+                <w:rFonts w:asciiTheme="minorBidi" w:hAnsiTheme="minorBidi" w:cstheme="minorBidi"/>
+              </w:rPr>
+              <w:t>parkingLots</w:t>
+            </w:r>
+            <w:proofErr w:type="spellEnd"/>
             <w:r>
               <w:rPr>
                 <w:rFonts w:asciiTheme="minorBidi" w:hAnsiTheme="minorBidi" w:cstheme="minorBidi"/>
               </w:rPr>
               <w:t>),</w:t>
             </w:r>
+            <w:proofErr w:type="spellStart"/>
             <w:r>
               <w:rPr>
                 <w:rFonts w:asciiTheme="minorBidi" w:hAnsiTheme="minorBidi" w:cstheme="minorBidi"/>
               </w:rPr>
               <w:t>PriceListID</w:t>
             </w:r>
+            <w:proofErr w:type="spellEnd"/>
             <w:r>
               <w:rPr>
                 <w:rFonts w:asciiTheme="minorBidi" w:hAnsiTheme="minorBidi" w:cstheme="minorBidi"/>
@@ -2764,20 +3157,30 @@
               <w:rPr>
                 <w:rFonts w:asciiTheme="minorBidi" w:hAnsiTheme="minorBidi" w:cstheme="minorBidi"/>
               </w:rPr>
-              <w:t xml:space="preserve"> priceList</w:t>
-            </w:r>
+              <w:t xml:space="preserve"> </w:t>
+            </w:r>
+            <w:proofErr w:type="spellStart"/>
+            <w:r>
+              <w:rPr>
+                <w:rFonts w:asciiTheme="minorBidi" w:hAnsiTheme="minorBidi" w:cstheme="minorBidi"/>
+              </w:rPr>
+              <w:t>priceList</w:t>
+            </w:r>
+            <w:proofErr w:type="spellEnd"/>
             <w:r>
               <w:rPr>
                 <w:rFonts w:asciiTheme="minorBidi" w:hAnsiTheme="minorBidi" w:cstheme="minorBidi"/>
               </w:rPr>
               <w:t xml:space="preserve">), </w:t>
             </w:r>
+            <w:proofErr w:type="spellStart"/>
             <w:r>
               <w:rPr>
                 <w:rFonts w:asciiTheme="minorBidi" w:hAnsiTheme="minorBidi" w:cstheme="minorBidi"/>
               </w:rPr>
               <w:t>SpaceID</w:t>
             </w:r>
+            <w:proofErr w:type="spellEnd"/>
             <w:r>
               <w:rPr>
                 <w:rFonts w:asciiTheme="minorBidi" w:hAnsiTheme="minorBidi" w:cstheme="minorBidi"/>
@@ -2788,14 +3191,58 @@
               <w:rPr>
                 <w:rFonts w:asciiTheme="minorBidi" w:hAnsiTheme="minorBidi" w:cstheme="minorBidi"/>
               </w:rPr>
-              <w:t xml:space="preserve"> parkingSpaces</w:t>
-            </w:r>
-            <w:r>
-              <w:rPr>
-                <w:rFonts w:asciiTheme="minorBidi" w:hAnsiTheme="minorBidi" w:cstheme="minorBidi"/>
-              </w:rPr>
-              <w:t>), EntryTime, ExitTime, TotalAmount</w:t>
-            </w:r>
+              <w:t xml:space="preserve"> </w:t>
+            </w:r>
+            <w:proofErr w:type="spellStart"/>
+            <w:r>
+              <w:rPr>
+                <w:rFonts w:asciiTheme="minorBidi" w:hAnsiTheme="minorBidi" w:cstheme="minorBidi"/>
+              </w:rPr>
+              <w:t>parkingSpaces</w:t>
+            </w:r>
+            <w:proofErr w:type="spellEnd"/>
+            <w:r>
+              <w:rPr>
+                <w:rFonts w:asciiTheme="minorBidi" w:hAnsiTheme="minorBidi" w:cstheme="minorBidi"/>
+              </w:rPr>
+              <w:t xml:space="preserve">), </w:t>
+            </w:r>
+            <w:proofErr w:type="spellStart"/>
+            <w:r>
+              <w:rPr>
+                <w:rFonts w:asciiTheme="minorBidi" w:hAnsiTheme="minorBidi" w:cstheme="minorBidi"/>
+              </w:rPr>
+              <w:t>EntryTime</w:t>
+            </w:r>
+            <w:proofErr w:type="spellEnd"/>
+            <w:r>
+              <w:rPr>
+                <w:rFonts w:asciiTheme="minorBidi" w:hAnsiTheme="minorBidi" w:cstheme="minorBidi"/>
+              </w:rPr>
+              <w:t xml:space="preserve">, </w:t>
+            </w:r>
+            <w:proofErr w:type="spellStart"/>
+            <w:r>
+              <w:rPr>
+                <w:rFonts w:asciiTheme="minorBidi" w:hAnsiTheme="minorBidi" w:cstheme="minorBidi"/>
+              </w:rPr>
+              <w:t>ExitTime</w:t>
+            </w:r>
+            <w:proofErr w:type="spellEnd"/>
+            <w:r>
+              <w:rPr>
+                <w:rFonts w:asciiTheme="minorBidi" w:hAnsiTheme="minorBidi" w:cstheme="minorBidi"/>
+              </w:rPr>
+              <w:t xml:space="preserve">, </w:t>
+            </w:r>
+            <w:proofErr w:type="spellStart"/>
+            <w:r>
+              <w:rPr>
+                <w:rFonts w:asciiTheme="minorBidi" w:hAnsiTheme="minorBidi" w:cstheme="minorBidi"/>
+              </w:rPr>
+              <w:t>TotalAmount</w:t>
+            </w:r>
+            <w:proofErr w:type="spellEnd"/>
           </w:p>
         </w:tc>
         <w:tc>
@@ -2812,6 +3259,7 @@
                 <w:bCs/>
               </w:rPr>
             </w:pPr>
+            <w:proofErr w:type="spellStart"/>
             <w:r>
               <w:rPr>
                 <w:rFonts w:asciiTheme="minorBidi" w:hAnsiTheme="minorBidi" w:cstheme="minorBidi"/>
@@ -2820,6 +3268,7 @@
               </w:rPr>
               <w:t>ParkingSessions</w:t>
             </w:r>
+            <w:proofErr w:type="spellEnd"/>
           </w:p>
         </w:tc>
       </w:tr>
@@ -2840,6 +3289,7 @@
                 <w:rFonts w:asciiTheme="minorBidi" w:hAnsiTheme="minorBidi" w:cstheme="minorBidi"/>
               </w:rPr>
             </w:pPr>
+            <w:proofErr w:type="spellStart"/>
             <w:r>
               <w:rPr>
                 <w:rFonts w:asciiTheme="minorBidi" w:hAnsiTheme="minorBidi" w:cstheme="minorBidi"/>
@@ -2847,12 +3297,14 @@
               </w:rPr>
               <w:t>ClientID</w:t>
             </w:r>
+            <w:proofErr w:type="spellEnd"/>
             <w:r>
               <w:rPr>
                 <w:rFonts w:asciiTheme="minorBidi" w:hAnsiTheme="minorBidi" w:cstheme="minorBidi"/>
               </w:rPr>
               <w:t xml:space="preserve"> (FK), </w:t>
             </w:r>
+            <w:proofErr w:type="spellStart"/>
             <w:r>
               <w:rPr>
                 <w:rFonts w:asciiTheme="minorBidi" w:hAnsiTheme="minorBidi" w:cstheme="minorBidi"/>
@@ -2860,12 +3312,21 @@
               </w:rPr>
               <w:t>ParkinglotID</w:t>
             </w:r>
-            <w:r>
-              <w:rPr>
-                <w:rFonts w:asciiTheme="minorBidi" w:hAnsiTheme="minorBidi" w:cstheme="minorBidi"/>
-              </w:rPr>
-              <w:t xml:space="preserve"> (FK), SelectionDate</w:t>
-            </w:r>
+            <w:proofErr w:type="spellEnd"/>
+            <w:r>
+              <w:rPr>
+                <w:rFonts w:asciiTheme="minorBidi" w:hAnsiTheme="minorBidi" w:cstheme="minorBidi"/>
+              </w:rPr>
+              <w:t xml:space="preserve"> (FK), </w:t>
+            </w:r>
+            <w:proofErr w:type="spellStart"/>
+            <w:r>
+              <w:rPr>
+                <w:rFonts w:asciiTheme="minorBidi" w:hAnsiTheme="minorBidi" w:cstheme="minorBidi"/>
+              </w:rPr>
+              <w:t>SelectionDate</w:t>
+            </w:r>
+            <w:proofErr w:type="spellEnd"/>
           </w:p>
         </w:tc>
         <w:tc>
@@ -2882,6 +3343,7 @@
                 <w:bCs/>
               </w:rPr>
             </w:pPr>
+            <w:proofErr w:type="spellStart"/>
             <w:r>
               <w:rPr>
                 <w:rFonts w:asciiTheme="minorBidi" w:hAnsiTheme="minorBidi" w:cstheme="minorBidi"/>
@@ -2890,6 +3352,7 @@
               </w:rPr>
               <w:t>ClientPreferredLots</w:t>
             </w:r>
+            <w:proofErr w:type="spellEnd"/>
           </w:p>
         </w:tc>
       </w:tr>
@@ -2910,33 +3373,44 @@
                 <w:rFonts w:asciiTheme="minorBidi" w:hAnsiTheme="minorBidi" w:cstheme="minorBidi"/>
               </w:rPr>
             </w:pPr>
+            <w:proofErr w:type="spellStart"/>
             <w:r>
               <w:rPr>
                 <w:rFonts w:asciiTheme="minorBidi" w:hAnsiTheme="minorBidi" w:cstheme="minorBidi"/>
                 <w:u w:val="single"/>
               </w:rPr>
-              <w:t xml:space="preserve">adminID, </w:t>
-            </w:r>
+              <w:t>adminID</w:t>
+            </w:r>
+            <w:proofErr w:type="spellEnd"/>
+            <w:r>
+              <w:rPr>
+                <w:rFonts w:asciiTheme="minorBidi" w:hAnsiTheme="minorBidi" w:cstheme="minorBidi"/>
+                <w:u w:val="single"/>
+              </w:rPr>
+              <w:t xml:space="preserve">, </w:t>
+            </w:r>
+            <w:proofErr w:type="spellStart"/>
             <w:r>
               <w:rPr>
                 <w:rFonts w:asciiTheme="minorBidi" w:hAnsiTheme="minorBidi" w:cstheme="minorBidi"/>
               </w:rPr>
               <w:t>adminLastName</w:t>
             </w:r>
-            <w:r>
-              <w:rPr>
-                <w:rFonts w:asciiTheme="minorBidi" w:hAnsiTheme="minorBidi" w:cstheme="minorBidi"/>
-              </w:rPr>
-              <w:t>, adminFirst</w:t>
-            </w:r>
-            <w:bookmarkStart w:id="0" w:name="_GoBack"/>
-            <w:bookmarkEnd w:id="0"/>
-            <w:r>
-              <w:rPr>
-                <w:rFonts w:asciiTheme="minorBidi" w:hAnsiTheme="minorBidi" w:cstheme="minorBidi"/>
-              </w:rPr>
-              <w:t>Name</w:t>
-            </w:r>
+            <w:proofErr w:type="spellEnd"/>
+            <w:r>
+              <w:rPr>
+                <w:rFonts w:asciiTheme="minorBidi" w:hAnsiTheme="minorBidi" w:cstheme="minorBidi"/>
+              </w:rPr>
+              <w:t xml:space="preserve">, </w:t>
+            </w:r>
+            <w:proofErr w:type="spellStart"/>
+            <w:r>
+              <w:rPr>
+                <w:rFonts w:asciiTheme="minorBidi" w:hAnsiTheme="minorBidi" w:cstheme="minorBidi"/>
+              </w:rPr>
+              <w:t>adminFirstName</w:t>
+            </w:r>
+            <w:proofErr w:type="spellEnd"/>
           </w:p>
         </w:tc>
         <w:tc>
@@ -3011,7 +3485,21 @@
           <w:rFonts w:asciiTheme="minorBidi" w:hAnsiTheme="minorBidi" w:cstheme="minorBidi"/>
         </w:rPr>
         <w:lastRenderedPageBreak/>
-        <w:t xml:space="preserve">1.1.d2. </w:t>
+        <w:t>1.1</w:t>
+      </w:r>
+      <w:proofErr w:type="gramStart"/>
+      <w:r>
+        <w:rPr>
+          <w:rFonts w:asciiTheme="minorBidi" w:hAnsiTheme="minorBidi" w:cstheme="minorBidi"/>
+        </w:rPr>
+        <w:t>.d2</w:t>
+      </w:r>
+      <w:proofErr w:type="gramEnd"/>
+      <w:r>
+        <w:rPr>
+          <w:rFonts w:asciiTheme="minorBidi" w:hAnsiTheme="minorBidi" w:cstheme="minorBidi"/>
+        </w:rPr>
+        <w:t xml:space="preserve">. </w:t>
       </w:r>
       <w:r>
         <w:rPr>
@@ -3108,15 +3596,33 @@
           <w:szCs w:val="28"/>
         </w:rPr>
         <w:lastRenderedPageBreak/>
-        <w:t>1.1.</w:t>
-      </w:r>
+        <w:t>1.1</w:t>
+      </w:r>
+      <w:proofErr w:type="gramStart"/>
       <w:r>
         <w:rPr>
           <w:rFonts w:asciiTheme="minorBidi" w:hAnsiTheme="minorBidi" w:cstheme="minorBidi"/>
           <w:sz w:val="28"/>
           <w:szCs w:val="28"/>
         </w:rPr>
-        <w:t xml:space="preserve">e. The </w:t>
+        <w:t>.</w:t>
+      </w:r>
+      <w:r>
+        <w:rPr>
+          <w:rFonts w:asciiTheme="minorBidi" w:hAnsiTheme="minorBidi" w:cstheme="minorBidi"/>
+          <w:sz w:val="28"/>
+          <w:szCs w:val="28"/>
+        </w:rPr>
+        <w:t>e</w:t>
+      </w:r>
+      <w:proofErr w:type="gramEnd"/>
+      <w:r>
+        <w:rPr>
+          <w:rFonts w:asciiTheme="minorBidi" w:hAnsiTheme="minorBidi" w:cstheme="minorBidi"/>
+          <w:sz w:val="28"/>
+          <w:szCs w:val="28"/>
+        </w:rPr>
+        <w:t xml:space="preserve">. The </w:t>
       </w:r>
       <w:r>
         <w:rPr>
@@ -3337,7 +3843,7 @@
         <w:noProof/>
         <w:color w:val="000000"/>
       </w:rPr>
-      <w:t>6</w:t>
+      <w:t>3</w:t>
     </w:r>
     <w:r>
       <w:rPr>
@@ -5595,7 +6101,7 @@
 </file>
 
 <file path=customXml/itemProps2.xml><?xml version="1.0" encoding="utf-8"?>
-<ds:datastoreItem xmlns:ds="http://schemas.openxmlformats.org/officeDocument/2006/customXml" ds:itemID="{D55E5660-C666-4229-9D58-3DE7BACAB284}">
+<ds:datastoreItem xmlns:ds="http://schemas.openxmlformats.org/officeDocument/2006/customXml" ds:itemID="{9ED3704B-9A1E-486D-91AF-5435A5A3421A}">
   <ds:schemaRefs>
     <ds:schemaRef ds:uri="http://schemas.openxmlformats.org/officeDocument/2006/bibliography"/>
   </ds:schemaRefs>
